--- a/output/원하도급사_시공실적_인정비율_검토.docx
+++ b/output/원하도급사_시공실적_인정비율_검토.docx
@@ -81,7 +81,7 @@
           <w:sz w:val="20"/>
           <w:szCs w:val="20"/>
         </w:rPr>
-        <w:t xml:space="preserve">전기공사는 하도급분을 원도급사와 하도급사가 나누어 갖고, 노반공사는 하도급분을 양쪽 모두에 100% 인정합니다.</w:t>
+        <w:t xml:space="preserve">전기공사는 하도급분을 원도급사와 하도급사가 나누어 갖습니다. 노반공사는 종합공사로 발주되면 하도급분을 양쪽 모두에 100% 인정하고, 전문공사로 발주되면 원도급사에 1/2만 더합니다.</w:t>
       </w:r>
     </w:p>
     <w:p>
@@ -116,7 +116,20 @@
           <w:sz w:val="23"/>
           <w:szCs w:val="23"/>
         </w:rPr>
-        <w:t xml:space="preserve">2. 공종별 실적 배분 기준</w:t>
+        <w:t xml:space="preserve">2. 발주 유형별 실적 배분 기준</w:t>
+      </w:r>
+    </w:p>
+    <w:p>
+      <w:pPr>
+        <w:spacing w:after="40" w:before="0" w:line="276"/>
+      </w:pPr>
+      <w:r>
+        <w:rPr>
+          <w:rFonts w:ascii="맑은 고딕" w:cs="맑은 고딕" w:eastAsia="맑은 고딕" w:hAnsi="맑은 고딕"/>
+          <w:sz w:val="20"/>
+          <w:szCs w:val="20"/>
+        </w:rPr>
+        <w:t xml:space="preserve">원도급사 실적은 종합공사 발주면 하도급분을 모두 더하고, 전문공사 발주면 절반을 더하며, 전기공사 발주면 뺍니다. 하도급사는 어느 경우든 하도급액 그대로입니다.</w:t>
       </w:r>
     </w:p>
     <w:p>
@@ -130,7 +143,7 @@
           <w:sz w:val="17"/>
           <w:szCs w:val="17"/>
         </w:rPr>
-        <w:t xml:space="preserve">(예시: 도급액 100억원 중 40억원 하도급, 단위 억원)</w:t>
+        <w:t xml:space="preserve">(원도급사 / 하도급사 실적. 예시: 도급액 100억원 중 40억원 하도급, 단위 억원)</w:t>
       </w:r>
     </w:p>
     <w:tbl>
@@ -147,10 +160,8 @@
       </w:tblPr>
       <w:tblGrid>
         <w:gridCol w:w="1900"/>
-        <w:gridCol w:w="2350"/>
-        <w:gridCol w:w="1750"/>
-        <w:gridCol w:w="1100"/>
-        <w:gridCol w:w="2538"/>
+        <w:gridCol w:w="4069"/>
+        <w:gridCol w:w="3669"/>
       </w:tblGrid>
       <w:tr>
         <w:trPr>
@@ -187,13 +198,13 @@
                 <w:sz w:val="17"/>
                 <w:szCs w:val="17"/>
               </w:rPr>
-              <w:t xml:space="preserve">구분</w:t>
+              <w:t xml:space="preserve">발주 유형</w:t>
             </w:r>
           </w:p>
         </w:tc>
         <w:tc>
           <w:tcPr>
-            <w:tcW w:type="dxa" w:w="2350"/>
+            <w:tcW w:type="dxa" w:w="4069"/>
             <w:tcBorders>
               <w:top w:val="single" w:color="808080" w:sz="4"/>
               <w:left w:val="single" w:color="808080" w:sz="4"/>
@@ -222,13 +233,13 @@
                 <w:sz w:val="17"/>
                 <w:szCs w:val="17"/>
               </w:rPr>
-              <w:t xml:space="preserve">원도급사 실적</w:t>
+              <w:t xml:space="preserve">노반</w:t>
             </w:r>
           </w:p>
         </w:tc>
         <w:tc>
           <w:tcPr>
-            <w:tcW w:type="dxa" w:w="1750"/>
+            <w:tcW w:type="dxa" w:w="3669"/>
             <w:tcBorders>
               <w:top w:val="single" w:color="808080" w:sz="4"/>
               <w:left w:val="single" w:color="808080" w:sz="4"/>
@@ -257,77 +268,7 @@
                 <w:sz w:val="17"/>
                 <w:szCs w:val="17"/>
               </w:rPr>
-              <w:t xml:space="preserve">하도급사 실적</w:t>
-            </w:r>
-          </w:p>
-        </w:tc>
-        <w:tc>
-          <w:tcPr>
-            <w:tcW w:type="dxa" w:w="1100"/>
-            <w:tcBorders>
-              <w:top w:val="single" w:color="808080" w:sz="4"/>
-              <w:left w:val="single" w:color="808080" w:sz="4"/>
-              <w:bottom w:val="single" w:color="808080" w:sz="4"/>
-              <w:right w:val="single" w:color="808080" w:sz="4"/>
-            </w:tcBorders>
-            <w:shd w:fill="D9E2F3" w:color="auto" w:val="clear"/>
-            <w:tcMar>
-              <w:top w:type="dxa" w:w="50"/>
-              <w:left w:type="dxa" w:w="80"/>
-              <w:bottom w:type="dxa" w:w="50"/>
-              <w:right w:type="dxa" w:w="80"/>
-            </w:tcMar>
-            <w:vAlign w:val="center"/>
-          </w:tcPr>
-          <w:p>
-            <w:pPr>
-              <w:spacing w:after="0" w:before="0" w:line="240"/>
-              <w:jc w:val="center"/>
-            </w:pPr>
-            <w:r>
-              <w:rPr>
-                <w:rFonts w:ascii="맑은 고딕" w:cs="맑은 고딕" w:eastAsia="맑은 고딕" w:hAnsi="맑은 고딕"/>
-                <w:b/>
-                <w:bCs/>
-                <w:sz w:val="17"/>
-                <w:szCs w:val="17"/>
-              </w:rPr>
-              <w:t xml:space="preserve">예시(원/하)</w:t>
-            </w:r>
-          </w:p>
-        </w:tc>
-        <w:tc>
-          <w:tcPr>
-            <w:tcW w:type="dxa" w:w="2538"/>
-            <w:tcBorders>
-              <w:top w:val="single" w:color="808080" w:sz="4"/>
-              <w:left w:val="single" w:color="808080" w:sz="4"/>
-              <w:bottom w:val="single" w:color="808080" w:sz="4"/>
-              <w:right w:val="single" w:color="808080" w:sz="4"/>
-            </w:tcBorders>
-            <w:shd w:fill="D9E2F3" w:color="auto" w:val="clear"/>
-            <w:tcMar>
-              <w:top w:type="dxa" w:w="50"/>
-              <w:left w:type="dxa" w:w="80"/>
-              <w:bottom w:type="dxa" w:w="50"/>
-              <w:right w:type="dxa" w:w="80"/>
-            </w:tcMar>
-            <w:vAlign w:val="center"/>
-          </w:tcPr>
-          <w:p>
-            <w:pPr>
-              <w:spacing w:after="0" w:before="0" w:line="240"/>
-              <w:jc w:val="center"/>
-            </w:pPr>
-            <w:r>
-              <w:rPr>
-                <w:rFonts w:ascii="맑은 고딕" w:cs="맑은 고딕" w:eastAsia="맑은 고딕" w:hAnsi="맑은 고딕"/>
-                <w:b/>
-                <w:bCs/>
-                <w:sz w:val="17"/>
-                <w:szCs w:val="17"/>
-              </w:rPr>
-              <w:t xml:space="preserve">근거</w:t>
+              <w:t xml:space="preserve">전기</w:t>
             </w:r>
           </w:p>
         </w:tc>
@@ -366,29 +307,29 @@
                 <w:sz w:val="17"/>
                 <w:szCs w:val="17"/>
               </w:rPr>
-              <w:t xml:space="preserve">전기공사</w:t>
-            </w:r>
-          </w:p>
-          <w:p>
-            <w:pPr>
-              <w:spacing w:after="0" w:before="0" w:line="240"/>
-              <w:jc w:val="left"/>
-            </w:pPr>
-            <w:r>
-              <w:rPr>
-                <w:rFonts w:ascii="맑은 고딕" w:cs="맑은 고딕" w:eastAsia="맑은 고딕" w:hAnsi="맑은 고딕"/>
-                <w:b w:val="false"/>
-                <w:bCs w:val="false"/>
-                <w:sz w:val="17"/>
-                <w:szCs w:val="17"/>
-              </w:rPr>
-              <w:t xml:space="preserve">(전기→전기공사업자)</w:t>
+              <w:t xml:space="preserve">종합공사 발주</w:t>
+            </w:r>
+          </w:p>
+          <w:p>
+            <w:pPr>
+              <w:spacing w:after="0" w:before="0" w:line="240"/>
+              <w:jc w:val="left"/>
+            </w:pPr>
+            <w:r>
+              <w:rPr>
+                <w:rFonts w:ascii="맑은 고딕" w:cs="맑은 고딕" w:eastAsia="맑은 고딕" w:hAnsi="맑은 고딕"/>
+                <w:b w:val="false"/>
+                <w:bCs w:val="false"/>
+                <w:sz w:val="17"/>
+                <w:szCs w:val="17"/>
+              </w:rPr>
+              <w:t xml:space="preserve">(건설산업기본법)</w:t>
             </w:r>
           </w:p>
         </w:tc>
         <w:tc>
           <w:tcPr>
-            <w:tcW w:type="dxa" w:w="2350"/>
+            <w:tcW w:type="dxa" w:w="4069"/>
             <w:tcBorders>
               <w:top w:val="single" w:color="808080" w:sz="4"/>
               <w:left w:val="single" w:color="808080" w:sz="4"/>
@@ -416,29 +357,93 @@
                 <w:sz w:val="17"/>
                 <w:szCs w:val="17"/>
               </w:rPr>
-              <w:t xml:space="preserve">도급액 − 하도급액</w:t>
-            </w:r>
-          </w:p>
-          <w:p>
-            <w:pPr>
-              <w:spacing w:after="0" w:before="0" w:line="240"/>
-              <w:jc w:val="left"/>
-            </w:pPr>
-            <w:r>
-              <w:rPr>
-                <w:rFonts w:ascii="맑은 고딕" w:cs="맑은 고딕" w:eastAsia="맑은 고딕" w:hAnsi="맑은 고딕"/>
-                <w:b w:val="false"/>
-                <w:bCs w:val="false"/>
-                <w:sz w:val="17"/>
-                <w:szCs w:val="17"/>
-              </w:rPr>
-              <w:t xml:space="preserve">(하도급 공종·물량 제외)</w:t>
+              <w:t xml:space="preserve">종합사 원도급: 100 / 40 (하도급분 가산)</w:t>
+            </w:r>
+          </w:p>
+          <w:p>
+            <w:pPr>
+              <w:spacing w:after="0" w:before="0" w:line="240"/>
+              <w:jc w:val="left"/>
+            </w:pPr>
+            <w:r>
+              <w:rPr>
+                <w:rFonts w:ascii="맑은 고딕" w:cs="맑은 고딕" w:eastAsia="맑은 고딕" w:hAnsi="맑은 고딕"/>
+                <w:b w:val="false"/>
+                <w:bCs w:val="false"/>
+                <w:sz w:val="17"/>
+                <w:szCs w:val="17"/>
+              </w:rPr>
+              <w:t xml:space="preserve">  [별표3] 3.마.(1)·(6)</w:t>
+            </w:r>
+          </w:p>
+          <w:p>
+            <w:pPr>
+              <w:spacing w:after="0" w:before="0" w:line="240"/>
+              <w:jc w:val="left"/>
+            </w:pPr>
+            <w:r>
+              <w:rPr>
+                <w:rFonts w:ascii="맑은 고딕" w:cs="맑은 고딕" w:eastAsia="맑은 고딕" w:hAnsi="맑은 고딕"/>
+                <w:b w:val="false"/>
+                <w:bCs w:val="false"/>
+                <w:sz w:val="17"/>
+                <w:szCs w:val="17"/>
+              </w:rPr>
+              <w:t xml:space="preserve">2020.12.31 이전 발주, 종합→종합 하도급: 60 / 40</w:t>
+            </w:r>
+          </w:p>
+          <w:p>
+            <w:pPr>
+              <w:spacing w:after="0" w:before="0" w:line="240"/>
+              <w:jc w:val="left"/>
+            </w:pPr>
+            <w:r>
+              <w:rPr>
+                <w:rFonts w:ascii="맑은 고딕" w:cs="맑은 고딕" w:eastAsia="맑은 고딕" w:hAnsi="맑은 고딕"/>
+                <w:b w:val="false"/>
+                <w:bCs w:val="false"/>
+                <w:sz w:val="17"/>
+                <w:szCs w:val="17"/>
+              </w:rPr>
+              <w:t xml:space="preserve">  (1) 단서</w:t>
+            </w:r>
+          </w:p>
+          <w:p>
+            <w:pPr>
+              <w:spacing w:after="0" w:before="0" w:line="240"/>
+              <w:jc w:val="left"/>
+            </w:pPr>
+            <w:r>
+              <w:rPr>
+                <w:rFonts w:ascii="맑은 고딕" w:cs="맑은 고딕" w:eastAsia="맑은 고딕" w:hAnsi="맑은 고딕"/>
+                <w:b w:val="false"/>
+                <w:bCs w:val="false"/>
+                <w:sz w:val="17"/>
+                <w:szCs w:val="17"/>
+              </w:rPr>
+              <w:t xml:space="preserve">전문사 원도급(상호진출): 80 / 40 (1/2 가산)</w:t>
+            </w:r>
+          </w:p>
+          <w:p>
+            <w:pPr>
+              <w:spacing w:after="0" w:before="0" w:line="240"/>
+              <w:jc w:val="left"/>
+            </w:pPr>
+            <w:r>
+              <w:rPr>
+                <w:rFonts w:ascii="맑은 고딕" w:cs="맑은 고딕" w:eastAsia="맑은 고딕" w:hAnsi="맑은 고딕"/>
+                <w:b w:val="false"/>
+                <w:bCs w:val="false"/>
+                <w:sz w:val="17"/>
+                <w:szCs w:val="17"/>
+              </w:rPr>
+              <w:t xml:space="preserve">  (3)</w:t>
             </w:r>
           </w:p>
         </w:tc>
         <w:tc>
           <w:tcPr>
-            <w:tcW w:type="dxa" w:w="1750"/>
+            <w:tcW w:type="dxa" w:w="3669"/>
             <w:tcBorders>
               <w:top w:val="single" w:color="808080" w:sz="4"/>
               <w:left w:val="single" w:color="808080" w:sz="4"/>
@@ -466,107 +471,71 @@
                 <w:sz w:val="17"/>
                 <w:szCs w:val="17"/>
               </w:rPr>
-              <w:t xml:space="preserve">하도급액</w:t>
-            </w:r>
-          </w:p>
-          <w:p>
-            <w:pPr>
-              <w:spacing w:after="0" w:before="0" w:line="240"/>
-              <w:jc w:val="left"/>
-            </w:pPr>
-            <w:r>
-              <w:rPr>
-                <w:rFonts w:ascii="맑은 고딕" w:cs="맑은 고딕" w:eastAsia="맑은 고딕" w:hAnsi="맑은 고딕"/>
-                <w:b w:val="false"/>
-                <w:bCs w:val="false"/>
-                <w:sz w:val="17"/>
-                <w:szCs w:val="17"/>
-              </w:rPr>
-              <w:t xml:space="preserve">(직접 시공분)</w:t>
-            </w:r>
-          </w:p>
-        </w:tc>
-        <w:tc>
-          <w:tcPr>
-            <w:tcW w:type="dxa" w:w="1100"/>
-            <w:tcBorders>
-              <w:top w:val="single" w:color="808080" w:sz="4"/>
-              <w:left w:val="single" w:color="808080" w:sz="4"/>
-              <w:bottom w:val="single" w:color="808080" w:sz="4"/>
-              <w:right w:val="single" w:color="808080" w:sz="4"/>
-            </w:tcBorders>
-            <w:tcMar>
-              <w:top w:type="dxa" w:w="50"/>
-              <w:left w:type="dxa" w:w="80"/>
-              <w:bottom w:type="dxa" w:w="50"/>
-              <w:right w:type="dxa" w:w="80"/>
-            </w:tcMar>
-            <w:vAlign w:val="center"/>
-          </w:tcPr>
-          <w:p>
-            <w:pPr>
-              <w:spacing w:after="0" w:before="0" w:line="240"/>
-              <w:jc w:val="center"/>
-            </w:pPr>
-            <w:r>
-              <w:rPr>
-                <w:rFonts w:ascii="맑은 고딕" w:cs="맑은 고딕" w:eastAsia="맑은 고딕" w:hAnsi="맑은 고딕"/>
-                <w:b w:val="false"/>
-                <w:bCs w:val="false"/>
-                <w:sz w:val="17"/>
-                <w:szCs w:val="17"/>
-              </w:rPr>
-              <w:t xml:space="preserve">60 / 40</w:t>
-            </w:r>
-          </w:p>
-        </w:tc>
-        <w:tc>
-          <w:tcPr>
-            <w:tcW w:type="dxa" w:w="2538"/>
-            <w:tcBorders>
-              <w:top w:val="single" w:color="808080" w:sz="4"/>
-              <w:left w:val="single" w:color="808080" w:sz="4"/>
-              <w:bottom w:val="single" w:color="808080" w:sz="4"/>
-              <w:right w:val="single" w:color="808080" w:sz="4"/>
-            </w:tcBorders>
-            <w:tcMar>
-              <w:top w:type="dxa" w:w="50"/>
-              <w:left w:type="dxa" w:w="80"/>
-              <w:bottom w:type="dxa" w:w="50"/>
-              <w:right w:type="dxa" w:w="80"/>
-            </w:tcMar>
-            <w:vAlign w:val="center"/>
-          </w:tcPr>
-          <w:p>
-            <w:pPr>
-              <w:spacing w:after="0" w:before="0" w:line="240"/>
-              <w:jc w:val="left"/>
-            </w:pPr>
-            <w:r>
-              <w:rPr>
-                <w:rFonts w:ascii="맑은 고딕" w:cs="맑은 고딕" w:eastAsia="맑은 고딕" w:hAnsi="맑은 고딕"/>
-                <w:b w:val="false"/>
-                <w:bCs w:val="false"/>
-                <w:sz w:val="17"/>
-                <w:szCs w:val="17"/>
-              </w:rPr>
-              <w:t xml:space="preserve">PQ [별표3] 3.마.(8)</w:t>
-            </w:r>
-          </w:p>
-          <w:p>
-            <w:pPr>
-              <w:spacing w:after="0" w:before="0" w:line="240"/>
-              <w:jc w:val="left"/>
-            </w:pPr>
-            <w:r>
-              <w:rPr>
-                <w:rFonts w:ascii="맑은 고딕" w:cs="맑은 고딕" w:eastAsia="맑은 고딕" w:hAnsi="맑은 고딕"/>
-                <w:b w:val="false"/>
-                <w:bCs w:val="false"/>
-                <w:sz w:val="17"/>
-                <w:szCs w:val="17"/>
-              </w:rPr>
-              <w:t xml:space="preserve">전기분야 하도급지침 제24조</w:t>
+              <w:t xml:space="preserve">해당 없음</w:t>
+            </w:r>
+          </w:p>
+          <w:p>
+            <w:pPr>
+              <w:spacing w:after="0" w:before="0" w:line="240"/>
+              <w:jc w:val="left"/>
+            </w:pPr>
+            <w:r>
+              <w:rPr>
+                <w:rFonts w:ascii="맑은 고딕" w:cs="맑은 고딕" w:eastAsia="맑은 고딕" w:hAnsi="맑은 고딕"/>
+                <w:b w:val="false"/>
+                <w:bCs w:val="false"/>
+                <w:sz w:val="17"/>
+                <w:szCs w:val="17"/>
+              </w:rPr>
+              <w:t xml:space="preserve">전기공사는 다른 업종과 분리발주 원칙</w:t>
+            </w:r>
+          </w:p>
+          <w:p>
+            <w:pPr>
+              <w:spacing w:after="0" w:before="0" w:line="240"/>
+              <w:jc w:val="left"/>
+            </w:pPr>
+            <w:r>
+              <w:rPr>
+                <w:rFonts w:ascii="맑은 고딕" w:cs="맑은 고딕" w:eastAsia="맑은 고딕" w:hAnsi="맑은 고딕"/>
+                <w:b w:val="false"/>
+                <w:bCs w:val="false"/>
+                <w:sz w:val="17"/>
+                <w:szCs w:val="17"/>
+              </w:rPr>
+              <w:t xml:space="preserve">  전기공사업법 제11조①</w:t>
+            </w:r>
+          </w:p>
+          <w:p>
+            <w:pPr>
+              <w:spacing w:after="0" w:before="0" w:line="240"/>
+              <w:jc w:val="left"/>
+            </w:pPr>
+            <w:r>
+              <w:rPr>
+                <w:rFonts w:ascii="맑은 고딕" w:cs="맑은 고딕" w:eastAsia="맑은 고딕" w:hAnsi="맑은 고딕"/>
+                <w:b w:val="false"/>
+                <w:bCs w:val="false"/>
+                <w:sz w:val="17"/>
+                <w:szCs w:val="17"/>
+              </w:rPr>
+              <w:t xml:space="preserve">예외(같은 조 ③)로 포함되어도 전기사 간</w:t>
+            </w:r>
+          </w:p>
+          <w:p>
+            <w:pPr>
+              <w:spacing w:after="0" w:before="0" w:line="240"/>
+              <w:jc w:val="left"/>
+            </w:pPr>
+            <w:r>
+              <w:rPr>
+                <w:rFonts w:ascii="맑은 고딕" w:cs="맑은 고딕" w:eastAsia="맑은 고딕" w:hAnsi="맑은 고딕"/>
+                <w:b w:val="false"/>
+                <w:bCs w:val="false"/>
+                <w:sz w:val="17"/>
+                <w:szCs w:val="17"/>
+              </w:rPr>
+              <w:t xml:space="preserve">하도급은 아래 전기공사 발주 기준 적용</w:t>
             </w:r>
           </w:p>
         </w:tc>
@@ -605,29 +574,29 @@
                 <w:sz w:val="17"/>
                 <w:szCs w:val="17"/>
               </w:rPr>
-              <w:t xml:space="preserve">노반공사</w:t>
-            </w:r>
-          </w:p>
-          <w:p>
-            <w:pPr>
-              <w:spacing w:after="0" w:before="0" w:line="240"/>
-              <w:jc w:val="left"/>
-            </w:pPr>
-            <w:r>
-              <w:rPr>
-                <w:rFonts w:ascii="맑은 고딕" w:cs="맑은 고딕" w:eastAsia="맑은 고딕" w:hAnsi="맑은 고딕"/>
-                <w:b w:val="false"/>
-                <w:bCs w:val="false"/>
-                <w:sz w:val="17"/>
-                <w:szCs w:val="17"/>
-              </w:rPr>
-              <w:t xml:space="preserve">(종합공사, 종합사 원도급)</w:t>
+              <w:t xml:space="preserve">전문공사 발주</w:t>
+            </w:r>
+          </w:p>
+          <w:p>
+            <w:pPr>
+              <w:spacing w:after="0" w:before="0" w:line="240"/>
+              <w:jc w:val="left"/>
+            </w:pPr>
+            <w:r>
+              <w:rPr>
+                <w:rFonts w:ascii="맑은 고딕" w:cs="맑은 고딕" w:eastAsia="맑은 고딕" w:hAnsi="맑은 고딕"/>
+                <w:b w:val="false"/>
+                <w:bCs w:val="false"/>
+                <w:sz w:val="17"/>
+                <w:szCs w:val="17"/>
+              </w:rPr>
+              <w:t xml:space="preserve">(건설산업기본법)</w:t>
             </w:r>
           </w:p>
         </w:tc>
         <w:tc>
           <w:tcPr>
-            <w:tcW w:type="dxa" w:w="2350"/>
+            <w:tcW w:type="dxa" w:w="4069"/>
             <w:tcBorders>
               <w:top w:val="single" w:color="808080" w:sz="4"/>
               <w:left w:val="single" w:color="808080" w:sz="4"/>
@@ -655,29 +624,45 @@
                 <w:sz w:val="17"/>
                 <w:szCs w:val="17"/>
               </w:rPr>
-              <w:t xml:space="preserve">도급액 전체</w:t>
-            </w:r>
-          </w:p>
-          <w:p>
-            <w:pPr>
-              <w:spacing w:after="0" w:before="0" w:line="240"/>
-              <w:jc w:val="left"/>
-            </w:pPr>
-            <w:r>
-              <w:rPr>
-                <w:rFonts w:ascii="맑은 고딕" w:cs="맑은 고딕" w:eastAsia="맑은 고딕" w:hAnsi="맑은 고딕"/>
-                <w:b w:val="false"/>
-                <w:bCs w:val="false"/>
-                <w:sz w:val="17"/>
-                <w:szCs w:val="17"/>
-              </w:rPr>
-              <w:t xml:space="preserve">(하도급분 가산)</w:t>
+              <w:t xml:space="preserve">종합사·전문사 원도급 모두: 80 / 40</w:t>
+            </w:r>
+          </w:p>
+          <w:p>
+            <w:pPr>
+              <w:spacing w:after="0" w:before="0" w:line="240"/>
+              <w:jc w:val="left"/>
+            </w:pPr>
+            <w:r>
+              <w:rPr>
+                <w:rFonts w:ascii="맑은 고딕" w:cs="맑은 고딕" w:eastAsia="맑은 고딕" w:hAnsi="맑은 고딕"/>
+                <w:b w:val="false"/>
+                <w:bCs w:val="false"/>
+                <w:sz w:val="17"/>
+                <w:szCs w:val="17"/>
+              </w:rPr>
+              <w:t xml:space="preserve">  (하도급분 1/2 가산)</w:t>
+            </w:r>
+          </w:p>
+          <w:p>
+            <w:pPr>
+              <w:spacing w:after="0" w:before="0" w:line="240"/>
+              <w:jc w:val="left"/>
+            </w:pPr>
+            <w:r>
+              <w:rPr>
+                <w:rFonts w:ascii="맑은 고딕" w:cs="맑은 고딕" w:eastAsia="맑은 고딕" w:hAnsi="맑은 고딕"/>
+                <w:b w:val="false"/>
+                <w:bCs w:val="false"/>
+                <w:sz w:val="17"/>
+                <w:szCs w:val="17"/>
+              </w:rPr>
+              <w:t xml:space="preserve">  [별표3] 3.마.(4)·(5)·(6)</w:t>
             </w:r>
           </w:p>
         </w:tc>
         <w:tc>
           <w:tcPr>
-            <w:tcW w:type="dxa" w:w="1750"/>
+            <w:tcW w:type="dxa" w:w="3669"/>
             <w:tcBorders>
               <w:top w:val="single" w:color="808080" w:sz="4"/>
               <w:left w:val="single" w:color="808080" w:sz="4"/>
@@ -705,75 +690,39 @@
                 <w:sz w:val="17"/>
                 <w:szCs w:val="17"/>
               </w:rPr>
-              <w:t xml:space="preserve">하도급액</w:t>
-            </w:r>
-          </w:p>
-        </w:tc>
-        <w:tc>
-          <w:tcPr>
-            <w:tcW w:type="dxa" w:w="1100"/>
-            <w:tcBorders>
-              <w:top w:val="single" w:color="808080" w:sz="4"/>
-              <w:left w:val="single" w:color="808080" w:sz="4"/>
-              <w:bottom w:val="single" w:color="808080" w:sz="4"/>
-              <w:right w:val="single" w:color="808080" w:sz="4"/>
-            </w:tcBorders>
-            <w:tcMar>
-              <w:top w:type="dxa" w:w="50"/>
-              <w:left w:type="dxa" w:w="80"/>
-              <w:bottom w:type="dxa" w:w="50"/>
-              <w:right w:type="dxa" w:w="80"/>
-            </w:tcMar>
-            <w:vAlign w:val="center"/>
-          </w:tcPr>
-          <w:p>
-            <w:pPr>
-              <w:spacing w:after="0" w:before="0" w:line="240"/>
-              <w:jc w:val="center"/>
-            </w:pPr>
-            <w:r>
-              <w:rPr>
-                <w:rFonts w:ascii="맑은 고딕" w:cs="맑은 고딕" w:eastAsia="맑은 고딕" w:hAnsi="맑은 고딕"/>
-                <w:b w:val="false"/>
-                <w:bCs w:val="false"/>
-                <w:sz w:val="17"/>
-                <w:szCs w:val="17"/>
-              </w:rPr>
-              <w:t xml:space="preserve">100 / 40</w:t>
-            </w:r>
-          </w:p>
-        </w:tc>
-        <w:tc>
-          <w:tcPr>
-            <w:tcW w:type="dxa" w:w="2538"/>
-            <w:tcBorders>
-              <w:top w:val="single" w:color="808080" w:sz="4"/>
-              <w:left w:val="single" w:color="808080" w:sz="4"/>
-              <w:bottom w:val="single" w:color="808080" w:sz="4"/>
-              <w:right w:val="single" w:color="808080" w:sz="4"/>
-            </w:tcBorders>
-            <w:tcMar>
-              <w:top w:type="dxa" w:w="50"/>
-              <w:left w:type="dxa" w:w="80"/>
-              <w:bottom w:type="dxa" w:w="50"/>
-              <w:right w:type="dxa" w:w="80"/>
-            </w:tcMar>
-            <w:vAlign w:val="center"/>
-          </w:tcPr>
-          <w:p>
-            <w:pPr>
-              <w:spacing w:after="0" w:before="0" w:line="240"/>
-              <w:jc w:val="left"/>
-            </w:pPr>
-            <w:r>
-              <w:rPr>
-                <w:rFonts w:ascii="맑은 고딕" w:cs="맑은 고딕" w:eastAsia="맑은 고딕" w:hAnsi="맑은 고딕"/>
-                <w:b w:val="false"/>
-                <w:bCs w:val="false"/>
-                <w:sz w:val="17"/>
-                <w:szCs w:val="17"/>
-              </w:rPr>
-              <w:t xml:space="preserve">PQ [별표3] 3.마.(1)·(6)</w:t>
+              <w:t xml:space="preserve">해당 없음</w:t>
+            </w:r>
+          </w:p>
+          <w:p>
+            <w:pPr>
+              <w:spacing w:after="0" w:before="0" w:line="240"/>
+              <w:jc w:val="left"/>
+            </w:pPr>
+            <w:r>
+              <w:rPr>
+                <w:rFonts w:ascii="맑은 고딕" w:cs="맑은 고딕" w:eastAsia="맑은 고딕" w:hAnsi="맑은 고딕"/>
+                <w:b w:val="false"/>
+                <w:bCs w:val="false"/>
+                <w:sz w:val="17"/>
+                <w:szCs w:val="17"/>
+              </w:rPr>
+              <w:t xml:space="preserve">전기공사는 건설산업기본법상</w:t>
+            </w:r>
+          </w:p>
+          <w:p>
+            <w:pPr>
+              <w:spacing w:after="0" w:before="0" w:line="240"/>
+              <w:jc w:val="left"/>
+            </w:pPr>
+            <w:r>
+              <w:rPr>
+                <w:rFonts w:ascii="맑은 고딕" w:cs="맑은 고딕" w:eastAsia="맑은 고딕" w:hAnsi="맑은 고딕"/>
+                <w:b w:val="false"/>
+                <w:bCs w:val="false"/>
+                <w:sz w:val="17"/>
+                <w:szCs w:val="17"/>
+              </w:rPr>
+              <w:t xml:space="preserve">전문공사가 아님</w:t>
             </w:r>
           </w:p>
         </w:tc>
@@ -812,29 +761,29 @@
                 <w:sz w:val="17"/>
                 <w:szCs w:val="17"/>
               </w:rPr>
-              <w:t xml:space="preserve">노반 – 2020.12.31 이전 발주,</w:t>
-            </w:r>
-          </w:p>
-          <w:p>
-            <w:pPr>
-              <w:spacing w:after="0" w:before="0" w:line="240"/>
-              <w:jc w:val="left"/>
-            </w:pPr>
-            <w:r>
-              <w:rPr>
-                <w:rFonts w:ascii="맑은 고딕" w:cs="맑은 고딕" w:eastAsia="맑은 고딕" w:hAnsi="맑은 고딕"/>
-                <w:b w:val="false"/>
-                <w:bCs w:val="false"/>
-                <w:sz w:val="17"/>
-                <w:szCs w:val="17"/>
-              </w:rPr>
-              <w:t xml:space="preserve">종합→종합 하도급</w:t>
+              <w:t xml:space="preserve">전기공사 발주</w:t>
+            </w:r>
+          </w:p>
+          <w:p>
+            <w:pPr>
+              <w:spacing w:after="0" w:before="0" w:line="240"/>
+              <w:jc w:val="left"/>
+            </w:pPr>
+            <w:r>
+              <w:rPr>
+                <w:rFonts w:ascii="맑은 고딕" w:cs="맑은 고딕" w:eastAsia="맑은 고딕" w:hAnsi="맑은 고딕"/>
+                <w:b w:val="false"/>
+                <w:bCs w:val="false"/>
+                <w:sz w:val="17"/>
+                <w:szCs w:val="17"/>
+              </w:rPr>
+              <w:t xml:space="preserve">(전기공사업법)</w:t>
             </w:r>
           </w:p>
         </w:tc>
         <w:tc>
           <w:tcPr>
-            <w:tcW w:type="dxa" w:w="2350"/>
+            <w:tcW w:type="dxa" w:w="4069"/>
             <w:tcBorders>
               <w:top w:val="single" w:color="808080" w:sz="4"/>
               <w:left w:val="single" w:color="808080" w:sz="4"/>
@@ -862,13 +811,13 @@
                 <w:sz w:val="17"/>
                 <w:szCs w:val="17"/>
               </w:rPr>
-              <w:t xml:space="preserve">도급액 − 하도급액</w:t>
+              <w:t xml:space="preserve">–</w:t>
             </w:r>
           </w:p>
         </w:tc>
         <w:tc>
           <w:tcPr>
-            <w:tcW w:type="dxa" w:w="1750"/>
+            <w:tcW w:type="dxa" w:w="3669"/>
             <w:tcBorders>
               <w:top w:val="single" w:color="808080" w:sz="4"/>
               <w:left w:val="single" w:color="808080" w:sz="4"/>
@@ -896,473 +845,55 @@
                 <w:sz w:val="17"/>
                 <w:szCs w:val="17"/>
               </w:rPr>
-              <w:t xml:space="preserve">하도급액</w:t>
-            </w:r>
-          </w:p>
-        </w:tc>
-        <w:tc>
-          <w:tcPr>
-            <w:tcW w:type="dxa" w:w="1100"/>
-            <w:tcBorders>
-              <w:top w:val="single" w:color="808080" w:sz="4"/>
-              <w:left w:val="single" w:color="808080" w:sz="4"/>
-              <w:bottom w:val="single" w:color="808080" w:sz="4"/>
-              <w:right w:val="single" w:color="808080" w:sz="4"/>
-            </w:tcBorders>
-            <w:tcMar>
-              <w:top w:type="dxa" w:w="50"/>
-              <w:left w:type="dxa" w:w="80"/>
-              <w:bottom w:type="dxa" w:w="50"/>
-              <w:right w:type="dxa" w:w="80"/>
-            </w:tcMar>
-            <w:vAlign w:val="center"/>
-          </w:tcPr>
-          <w:p>
-            <w:pPr>
-              <w:spacing w:after="0" w:before="0" w:line="240"/>
-              <w:jc w:val="center"/>
-            </w:pPr>
-            <w:r>
-              <w:rPr>
-                <w:rFonts w:ascii="맑은 고딕" w:cs="맑은 고딕" w:eastAsia="맑은 고딕" w:hAnsi="맑은 고딕"/>
-                <w:b w:val="false"/>
-                <w:bCs w:val="false"/>
-                <w:sz w:val="17"/>
-                <w:szCs w:val="17"/>
-              </w:rPr>
-              <w:t xml:space="preserve">60 / 40</w:t>
-            </w:r>
-          </w:p>
-        </w:tc>
-        <w:tc>
-          <w:tcPr>
-            <w:tcW w:type="dxa" w:w="2538"/>
-            <w:tcBorders>
-              <w:top w:val="single" w:color="808080" w:sz="4"/>
-              <w:left w:val="single" w:color="808080" w:sz="4"/>
-              <w:bottom w:val="single" w:color="808080" w:sz="4"/>
-              <w:right w:val="single" w:color="808080" w:sz="4"/>
-            </w:tcBorders>
-            <w:tcMar>
-              <w:top w:type="dxa" w:w="50"/>
-              <w:left w:type="dxa" w:w="80"/>
-              <w:bottom w:type="dxa" w:w="50"/>
-              <w:right w:type="dxa" w:w="80"/>
-            </w:tcMar>
-            <w:vAlign w:val="center"/>
-          </w:tcPr>
-          <w:p>
-            <w:pPr>
-              <w:spacing w:after="0" w:before="0" w:line="240"/>
-              <w:jc w:val="left"/>
-            </w:pPr>
-            <w:r>
-              <w:rPr>
-                <w:rFonts w:ascii="맑은 고딕" w:cs="맑은 고딕" w:eastAsia="맑은 고딕" w:hAnsi="맑은 고딕"/>
-                <w:b w:val="false"/>
-                <w:bCs w:val="false"/>
-                <w:sz w:val="17"/>
-                <w:szCs w:val="17"/>
-              </w:rPr>
-              <w:t xml:space="preserve">PQ [별표3] 3.마.(1) 단서</w:t>
-            </w:r>
-          </w:p>
-        </w:tc>
-      </w:tr>
-      <w:tr>
-        <w:trPr>
-          <w:tblHeader w:val="false"/>
-        </w:trPr>
-        <w:tc>
-          <w:tcPr>
-            <w:tcW w:type="dxa" w:w="1900"/>
-            <w:tcBorders>
-              <w:top w:val="single" w:color="808080" w:sz="4"/>
-              <w:left w:val="single" w:color="808080" w:sz="4"/>
-              <w:bottom w:val="single" w:color="808080" w:sz="4"/>
-              <w:right w:val="single" w:color="808080" w:sz="4"/>
-            </w:tcBorders>
-            <w:tcMar>
-              <w:top w:type="dxa" w:w="50"/>
-              <w:left w:type="dxa" w:w="80"/>
-              <w:bottom w:type="dxa" w:w="50"/>
-              <w:right w:type="dxa" w:w="80"/>
-            </w:tcMar>
-            <w:vAlign w:val="center"/>
-          </w:tcPr>
-          <w:p>
-            <w:pPr>
-              <w:spacing w:after="0" w:before="0" w:line="240"/>
-              <w:jc w:val="left"/>
-            </w:pPr>
-            <w:r>
-              <w:rPr>
-                <w:rFonts w:ascii="맑은 고딕" w:cs="맑은 고딕" w:eastAsia="맑은 고딕" w:hAnsi="맑은 고딕"/>
-                <w:b w:val="false"/>
-                <w:bCs w:val="false"/>
-                <w:sz w:val="17"/>
-                <w:szCs w:val="17"/>
-              </w:rPr>
-              <w:t xml:space="preserve">노반 – 전문건설사업자가</w:t>
-            </w:r>
-          </w:p>
-          <w:p>
-            <w:pPr>
-              <w:spacing w:after="0" w:before="0" w:line="240"/>
-              <w:jc w:val="left"/>
-            </w:pPr>
-            <w:r>
-              <w:rPr>
-                <w:rFonts w:ascii="맑은 고딕" w:cs="맑은 고딕" w:eastAsia="맑은 고딕" w:hAnsi="맑은 고딕"/>
-                <w:b w:val="false"/>
-                <w:bCs w:val="false"/>
-                <w:sz w:val="17"/>
-                <w:szCs w:val="17"/>
-              </w:rPr>
-              <w:t xml:space="preserve">종합공사 원도급</w:t>
-            </w:r>
-          </w:p>
-        </w:tc>
-        <w:tc>
-          <w:tcPr>
-            <w:tcW w:type="dxa" w:w="2350"/>
-            <w:tcBorders>
-              <w:top w:val="single" w:color="808080" w:sz="4"/>
-              <w:left w:val="single" w:color="808080" w:sz="4"/>
-              <w:bottom w:val="single" w:color="808080" w:sz="4"/>
-              <w:right w:val="single" w:color="808080" w:sz="4"/>
-            </w:tcBorders>
-            <w:tcMar>
-              <w:top w:type="dxa" w:w="50"/>
-              <w:left w:type="dxa" w:w="80"/>
-              <w:bottom w:type="dxa" w:w="50"/>
-              <w:right w:type="dxa" w:w="80"/>
-            </w:tcMar>
-            <w:vAlign w:val="center"/>
-          </w:tcPr>
-          <w:p>
-            <w:pPr>
-              <w:spacing w:after="0" w:before="0" w:line="240"/>
-              <w:jc w:val="left"/>
-            </w:pPr>
-            <w:r>
-              <w:rPr>
-                <w:rFonts w:ascii="맑은 고딕" w:cs="맑은 고딕" w:eastAsia="맑은 고딕" w:hAnsi="맑은 고딕"/>
-                <w:b w:val="false"/>
-                <w:bCs w:val="false"/>
-                <w:sz w:val="17"/>
-                <w:szCs w:val="17"/>
-              </w:rPr>
-              <w:t xml:space="preserve">도급액 − 하도급액</w:t>
-            </w:r>
-          </w:p>
-          <w:p>
-            <w:pPr>
-              <w:spacing w:after="0" w:before="0" w:line="240"/>
-              <w:jc w:val="left"/>
-            </w:pPr>
-            <w:r>
-              <w:rPr>
-                <w:rFonts w:ascii="맑은 고딕" w:cs="맑은 고딕" w:eastAsia="맑은 고딕" w:hAnsi="맑은 고딕"/>
-                <w:b w:val="false"/>
-                <w:bCs w:val="false"/>
-                <w:sz w:val="17"/>
-                <w:szCs w:val="17"/>
-              </w:rPr>
-              <w:t xml:space="preserve">+ 하도급액 × 1/2</w:t>
-            </w:r>
-          </w:p>
-        </w:tc>
-        <w:tc>
-          <w:tcPr>
-            <w:tcW w:type="dxa" w:w="1750"/>
-            <w:tcBorders>
-              <w:top w:val="single" w:color="808080" w:sz="4"/>
-              <w:left w:val="single" w:color="808080" w:sz="4"/>
-              <w:bottom w:val="single" w:color="808080" w:sz="4"/>
-              <w:right w:val="single" w:color="808080" w:sz="4"/>
-            </w:tcBorders>
-            <w:tcMar>
-              <w:top w:type="dxa" w:w="50"/>
-              <w:left w:type="dxa" w:w="80"/>
-              <w:bottom w:type="dxa" w:w="50"/>
-              <w:right w:type="dxa" w:w="80"/>
-            </w:tcMar>
-            <w:vAlign w:val="center"/>
-          </w:tcPr>
-          <w:p>
-            <w:pPr>
-              <w:spacing w:after="0" w:before="0" w:line="240"/>
-              <w:jc w:val="left"/>
-            </w:pPr>
-            <w:r>
-              <w:rPr>
-                <w:rFonts w:ascii="맑은 고딕" w:cs="맑은 고딕" w:eastAsia="맑은 고딕" w:hAnsi="맑은 고딕"/>
-                <w:b w:val="false"/>
-                <w:bCs w:val="false"/>
-                <w:sz w:val="17"/>
-                <w:szCs w:val="17"/>
-              </w:rPr>
-              <w:t xml:space="preserve">하도급액</w:t>
-            </w:r>
-          </w:p>
-        </w:tc>
-        <w:tc>
-          <w:tcPr>
-            <w:tcW w:type="dxa" w:w="1100"/>
-            <w:tcBorders>
-              <w:top w:val="single" w:color="808080" w:sz="4"/>
-              <w:left w:val="single" w:color="808080" w:sz="4"/>
-              <w:bottom w:val="single" w:color="808080" w:sz="4"/>
-              <w:right w:val="single" w:color="808080" w:sz="4"/>
-            </w:tcBorders>
-            <w:tcMar>
-              <w:top w:type="dxa" w:w="50"/>
-              <w:left w:type="dxa" w:w="80"/>
-              <w:bottom w:type="dxa" w:w="50"/>
-              <w:right w:type="dxa" w:w="80"/>
-            </w:tcMar>
-            <w:vAlign w:val="center"/>
-          </w:tcPr>
-          <w:p>
-            <w:pPr>
-              <w:spacing w:after="0" w:before="0" w:line="240"/>
-              <w:jc w:val="center"/>
-            </w:pPr>
-            <w:r>
-              <w:rPr>
-                <w:rFonts w:ascii="맑은 고딕" w:cs="맑은 고딕" w:eastAsia="맑은 고딕" w:hAnsi="맑은 고딕"/>
-                <w:b w:val="false"/>
-                <w:bCs w:val="false"/>
-                <w:sz w:val="17"/>
-                <w:szCs w:val="17"/>
-              </w:rPr>
-              <w:t xml:space="preserve">80 / 40</w:t>
-            </w:r>
-          </w:p>
-        </w:tc>
-        <w:tc>
-          <w:tcPr>
-            <w:tcW w:type="dxa" w:w="2538"/>
-            <w:tcBorders>
-              <w:top w:val="single" w:color="808080" w:sz="4"/>
-              <w:left w:val="single" w:color="808080" w:sz="4"/>
-              <w:bottom w:val="single" w:color="808080" w:sz="4"/>
-              <w:right w:val="single" w:color="808080" w:sz="4"/>
-            </w:tcBorders>
-            <w:tcMar>
-              <w:top w:type="dxa" w:w="50"/>
-              <w:left w:type="dxa" w:w="80"/>
-              <w:bottom w:type="dxa" w:w="50"/>
-              <w:right w:type="dxa" w:w="80"/>
-            </w:tcMar>
-            <w:vAlign w:val="center"/>
-          </w:tcPr>
-          <w:p>
-            <w:pPr>
-              <w:spacing w:after="0" w:before="0" w:line="240"/>
-              <w:jc w:val="left"/>
-            </w:pPr>
-            <w:r>
-              <w:rPr>
-                <w:rFonts w:ascii="맑은 고딕" w:cs="맑은 고딕" w:eastAsia="맑은 고딕" w:hAnsi="맑은 고딕"/>
-                <w:b w:val="false"/>
-                <w:bCs w:val="false"/>
-                <w:sz w:val="17"/>
-                <w:szCs w:val="17"/>
-              </w:rPr>
-              <w:t xml:space="preserve">PQ [별표3] 3.마.(3)·(6)</w:t>
-            </w:r>
-          </w:p>
-        </w:tc>
-      </w:tr>
-      <w:tr>
-        <w:trPr>
-          <w:tblHeader w:val="false"/>
-        </w:trPr>
-        <w:tc>
-          <w:tcPr>
-            <w:tcW w:type="dxa" w:w="1900"/>
-            <w:tcBorders>
-              <w:top w:val="single" w:color="808080" w:sz="4"/>
-              <w:left w:val="single" w:color="808080" w:sz="4"/>
-              <w:bottom w:val="single" w:color="808080" w:sz="4"/>
-              <w:right w:val="single" w:color="808080" w:sz="4"/>
-            </w:tcBorders>
-            <w:tcMar>
-              <w:top w:type="dxa" w:w="50"/>
-              <w:left w:type="dxa" w:w="80"/>
-              <w:bottom w:type="dxa" w:w="50"/>
-              <w:right w:type="dxa" w:w="80"/>
-            </w:tcMar>
-            <w:vAlign w:val="center"/>
-          </w:tcPr>
-          <w:p>
-            <w:pPr>
-              <w:spacing w:after="0" w:before="0" w:line="240"/>
-              <w:jc w:val="left"/>
-            </w:pPr>
-            <w:r>
-              <w:rPr>
-                <w:rFonts w:ascii="맑은 고딕" w:cs="맑은 고딕" w:eastAsia="맑은 고딕" w:hAnsi="맑은 고딕"/>
-                <w:b w:val="false"/>
-                <w:bCs w:val="false"/>
-                <w:sz w:val="17"/>
-                <w:szCs w:val="17"/>
-              </w:rPr>
-              <w:t xml:space="preserve">(참고) 전문공사 원도급</w:t>
-            </w:r>
-          </w:p>
-        </w:tc>
-        <w:tc>
-          <w:tcPr>
-            <w:tcW w:type="dxa" w:w="2350"/>
-            <w:tcBorders>
-              <w:top w:val="single" w:color="808080" w:sz="4"/>
-              <w:left w:val="single" w:color="808080" w:sz="4"/>
-              <w:bottom w:val="single" w:color="808080" w:sz="4"/>
-              <w:right w:val="single" w:color="808080" w:sz="4"/>
-            </w:tcBorders>
-            <w:tcMar>
-              <w:top w:type="dxa" w:w="50"/>
-              <w:left w:type="dxa" w:w="80"/>
-              <w:bottom w:type="dxa" w:w="50"/>
-              <w:right w:type="dxa" w:w="80"/>
-            </w:tcMar>
-            <w:vAlign w:val="center"/>
-          </w:tcPr>
-          <w:p>
-            <w:pPr>
-              <w:spacing w:after="0" w:before="0" w:line="240"/>
-              <w:jc w:val="left"/>
-            </w:pPr>
-            <w:r>
-              <w:rPr>
-                <w:rFonts w:ascii="맑은 고딕" w:cs="맑은 고딕" w:eastAsia="맑은 고딕" w:hAnsi="맑은 고딕"/>
-                <w:b w:val="false"/>
-                <w:bCs w:val="false"/>
-                <w:sz w:val="17"/>
-                <w:szCs w:val="17"/>
-              </w:rPr>
-              <w:t xml:space="preserve">도급액 − 하도급액</w:t>
-            </w:r>
-          </w:p>
-          <w:p>
-            <w:pPr>
-              <w:spacing w:after="0" w:before="0" w:line="240"/>
-              <w:jc w:val="left"/>
-            </w:pPr>
-            <w:r>
-              <w:rPr>
-                <w:rFonts w:ascii="맑은 고딕" w:cs="맑은 고딕" w:eastAsia="맑은 고딕" w:hAnsi="맑은 고딕"/>
-                <w:b w:val="false"/>
-                <w:bCs w:val="false"/>
-                <w:sz w:val="17"/>
-                <w:szCs w:val="17"/>
-              </w:rPr>
-              <w:t xml:space="preserve">+ 하도급액 × 1/2</w:t>
-            </w:r>
-          </w:p>
-        </w:tc>
-        <w:tc>
-          <w:tcPr>
-            <w:tcW w:type="dxa" w:w="1750"/>
-            <w:tcBorders>
-              <w:top w:val="single" w:color="808080" w:sz="4"/>
-              <w:left w:val="single" w:color="808080" w:sz="4"/>
-              <w:bottom w:val="single" w:color="808080" w:sz="4"/>
-              <w:right w:val="single" w:color="808080" w:sz="4"/>
-            </w:tcBorders>
-            <w:tcMar>
-              <w:top w:type="dxa" w:w="50"/>
-              <w:left w:type="dxa" w:w="80"/>
-              <w:bottom w:type="dxa" w:w="50"/>
-              <w:right w:type="dxa" w:w="80"/>
-            </w:tcMar>
-            <w:vAlign w:val="center"/>
-          </w:tcPr>
-          <w:p>
-            <w:pPr>
-              <w:spacing w:after="0" w:before="0" w:line="240"/>
-              <w:jc w:val="left"/>
-            </w:pPr>
-            <w:r>
-              <w:rPr>
-                <w:rFonts w:ascii="맑은 고딕" w:cs="맑은 고딕" w:eastAsia="맑은 고딕" w:hAnsi="맑은 고딕"/>
-                <w:b w:val="false"/>
-                <w:bCs w:val="false"/>
-                <w:sz w:val="17"/>
-                <w:szCs w:val="17"/>
-              </w:rPr>
-              <w:t xml:space="preserve">하도급액</w:t>
-            </w:r>
-          </w:p>
-        </w:tc>
-        <w:tc>
-          <w:tcPr>
-            <w:tcW w:type="dxa" w:w="1100"/>
-            <w:tcBorders>
-              <w:top w:val="single" w:color="808080" w:sz="4"/>
-              <w:left w:val="single" w:color="808080" w:sz="4"/>
-              <w:bottom w:val="single" w:color="808080" w:sz="4"/>
-              <w:right w:val="single" w:color="808080" w:sz="4"/>
-            </w:tcBorders>
-            <w:tcMar>
-              <w:top w:type="dxa" w:w="50"/>
-              <w:left w:type="dxa" w:w="80"/>
-              <w:bottom w:type="dxa" w:w="50"/>
-              <w:right w:type="dxa" w:w="80"/>
-            </w:tcMar>
-            <w:vAlign w:val="center"/>
-          </w:tcPr>
-          <w:p>
-            <w:pPr>
-              <w:spacing w:after="0" w:before="0" w:line="240"/>
-              <w:jc w:val="center"/>
-            </w:pPr>
-            <w:r>
-              <w:rPr>
-                <w:rFonts w:ascii="맑은 고딕" w:cs="맑은 고딕" w:eastAsia="맑은 고딕" w:hAnsi="맑은 고딕"/>
-                <w:b w:val="false"/>
-                <w:bCs w:val="false"/>
-                <w:sz w:val="17"/>
-                <w:szCs w:val="17"/>
-              </w:rPr>
-              <w:t xml:space="preserve">80 / 40</w:t>
-            </w:r>
-          </w:p>
-        </w:tc>
-        <w:tc>
-          <w:tcPr>
-            <w:tcW w:type="dxa" w:w="2538"/>
-            <w:tcBorders>
-              <w:top w:val="single" w:color="808080" w:sz="4"/>
-              <w:left w:val="single" w:color="808080" w:sz="4"/>
-              <w:bottom w:val="single" w:color="808080" w:sz="4"/>
-              <w:right w:val="single" w:color="808080" w:sz="4"/>
-            </w:tcBorders>
-            <w:tcMar>
-              <w:top w:type="dxa" w:w="50"/>
-              <w:left w:type="dxa" w:w="80"/>
-              <w:bottom w:type="dxa" w:w="50"/>
-              <w:right w:type="dxa" w:w="80"/>
-            </w:tcMar>
-            <w:vAlign w:val="center"/>
-          </w:tcPr>
-          <w:p>
-            <w:pPr>
-              <w:spacing w:after="0" w:before="0" w:line="240"/>
-              <w:jc w:val="left"/>
-            </w:pPr>
-            <w:r>
-              <w:rPr>
-                <w:rFonts w:ascii="맑은 고딕" w:cs="맑은 고딕" w:eastAsia="맑은 고딕" w:hAnsi="맑은 고딕"/>
-                <w:b w:val="false"/>
-                <w:bCs w:val="false"/>
-                <w:sz w:val="17"/>
-                <w:szCs w:val="17"/>
-              </w:rPr>
-              <w:t xml:space="preserve">PQ [별표3] 3.마.(4)·(5)</w:t>
+              <w:t xml:space="preserve">전기사→전기사 하도급: 60 / 40</w:t>
+            </w:r>
+          </w:p>
+          <w:p>
+            <w:pPr>
+              <w:spacing w:after="0" w:before="0" w:line="240"/>
+              <w:jc w:val="left"/>
+            </w:pPr>
+            <w:r>
+              <w:rPr>
+                <w:rFonts w:ascii="맑은 고딕" w:cs="맑은 고딕" w:eastAsia="맑은 고딕" w:hAnsi="맑은 고딕"/>
+                <w:b w:val="false"/>
+                <w:bCs w:val="false"/>
+                <w:sz w:val="17"/>
+                <w:szCs w:val="17"/>
+              </w:rPr>
+              <w:t xml:space="preserve">  (하도급분 차감)</w:t>
+            </w:r>
+          </w:p>
+          <w:p>
+            <w:pPr>
+              <w:spacing w:after="0" w:before="0" w:line="240"/>
+              <w:jc w:val="left"/>
+            </w:pPr>
+            <w:r>
+              <w:rPr>
+                <w:rFonts w:ascii="맑은 고딕" w:cs="맑은 고딕" w:eastAsia="맑은 고딕" w:hAnsi="맑은 고딕"/>
+                <w:b w:val="false"/>
+                <w:bCs w:val="false"/>
+                <w:sz w:val="17"/>
+                <w:szCs w:val="17"/>
+              </w:rPr>
+              <w:t xml:space="preserve">  [별표3] 3.마.(8)</w:t>
+            </w:r>
+          </w:p>
+          <w:p>
+            <w:pPr>
+              <w:spacing w:after="0" w:before="0" w:line="240"/>
+              <w:jc w:val="left"/>
+            </w:pPr>
+            <w:r>
+              <w:rPr>
+                <w:rFonts w:ascii="맑은 고딕" w:cs="맑은 고딕" w:eastAsia="맑은 고딕" w:hAnsi="맑은 고딕"/>
+                <w:b w:val="false"/>
+                <w:bCs w:val="false"/>
+                <w:sz w:val="17"/>
+                <w:szCs w:val="17"/>
+              </w:rPr>
+              <w:t xml:space="preserve">  전기분야 하도급지침 제24조①</w:t>
             </w:r>
           </w:p>
         </w:tc>
@@ -1991,7 +1522,7 @@
           <w:sz w:val="20"/>
           <w:szCs w:val="20"/>
         </w:rPr>
-        <w:t xml:space="preserve">전기·통신 공사는 하도급이 많을수록 원도급사 실적이 줄어듭니다. 노반(종합공사)은 원도급사 실적이 줄지 않습니다.</w:t>
+        <w:t xml:space="preserve">하도급 실적은 발주기관 증명에 원도급자 증명을 더해야 합니다(PQ [별표3] 1.라).</w:t>
       </w:r>
     </w:p>
     <w:p>
@@ -2009,7 +1540,7 @@
           <w:sz w:val="20"/>
           <w:szCs w:val="20"/>
         </w:rPr>
-        <w:t xml:space="preserve">하도급 실적은 발주기관 증명에 원도급자 증명을 더해야 합니다(PQ [별표3] 1.라).</w:t>
+        <w:t xml:space="preserve">실적금액에는 지급자재대가를 포함하되, 전기·통신·신호·궤도 공사는 제외합니다(적격심사 [붙임1] 3)).</w:t>
       </w:r>
     </w:p>
     <w:p>
@@ -2027,24 +1558,6 @@
           <w:sz w:val="20"/>
           <w:szCs w:val="20"/>
         </w:rPr>
-        <w:t xml:space="preserve">실적금액에는 지급자재대가를 포함하되, 전기·통신·신호·궤도 공사는 제외합니다(적격심사 [붙임1] 3)).</w:t>
-      </w:r>
-    </w:p>
-    <w:p>
-      <w:pPr>
-        <w:pStyle w:val="ListParagraph"/>
-        <w:numPr>
-          <w:ilvl w:val="0"/>
-          <w:numId w:val="2"/>
-        </w:numPr>
-        <w:spacing w:after="80" w:before="0" w:line="276"/>
-      </w:pPr>
-      <w:r>
-        <w:rPr>
-          <w:rFonts w:ascii="맑은 고딕" w:cs="맑은 고딕" w:eastAsia="맑은 고딕" w:hAnsi="맑은 고딕"/>
-          <w:sz w:val="20"/>
-          <w:szCs w:val="20"/>
-        </w:rPr>
         <w:t xml:space="preserve">국토부 고시 「종합·전문업종간 상호시장 진출을 위한 건설공사실적 인정기준」과 전기공사협회 실적 산정 규정 원문은 별도 확인이 필요합니다.</w:t>
       </w:r>
     </w:p>
@@ -3260,6 +2773,120 @@
           <w:szCs w:val="17"/>
         </w:rPr>
         <w:t xml:space="preserve">전기공사업법 (시행 2026.09.18) · 전기공사업법 시행령 (시행 2026.09.18, 대통령령 제36586호)</w:t>
+      </w:r>
+    </w:p>
+    <w:p>
+      <w:pPr>
+        <w:keepNext/>
+        <w:spacing w:after="60" w:before="120" w:line="276"/>
+      </w:pPr>
+      <w:r>
+        <w:rPr>
+          <w:rFonts w:ascii="맑은 고딕" w:cs="맑은 고딕" w:eastAsia="맑은 고딕" w:hAnsi="맑은 고딕"/>
+          <w:b/>
+          <w:bCs/>
+          <w:sz w:val="20"/>
+          <w:szCs w:val="20"/>
+        </w:rPr>
+        <w:t xml:space="preserve">■ 전기공사업법 제11조(전기공사 및 시공책임형 전기공사관리의 분리발주)</w:t>
+      </w:r>
+    </w:p>
+    <w:p>
+      <w:pPr>
+        <w:spacing w:after="50" w:before="0" w:line="276"/>
+        <w:ind w:left="200"/>
+      </w:pPr>
+      <w:r>
+        <w:rPr>
+          <w:rFonts w:ascii="맑은 고딕" w:cs="맑은 고딕" w:eastAsia="맑은 고딕" w:hAnsi="맑은 고딕"/>
+          <w:sz w:val="19"/>
+          <w:szCs w:val="19"/>
+        </w:rPr>
+        <w:t xml:space="preserve">①전기공사는 다른 업종의 공사와 분리발주하여야 한다.   &lt;개정 2011. 7. 25., 2023. 1. 3 .&gt;</w:t>
+      </w:r>
+    </w:p>
+    <w:p>
+      <w:pPr>
+        <w:spacing w:after="50" w:before="0" w:line="276"/>
+        <w:ind w:left="200"/>
+      </w:pPr>
+      <w:r>
+        <w:rPr>
+          <w:rFonts w:ascii="맑은 고딕" w:cs="맑은 고딕" w:eastAsia="맑은 고딕" w:hAnsi="맑은 고딕"/>
+          <w:sz w:val="19"/>
+          <w:szCs w:val="19"/>
+        </w:rPr>
+        <w:t xml:space="preserve">② 시공책임형 전기공사관리는 「건설산업기본법」에 따른 시공책임형 건설사업관리 등 다른 업종의 공사관리와 분리발주하여야 한다.   &lt;신설 2011. 7. 25., 2023. 1. 3 .&gt;</w:t>
+      </w:r>
+    </w:p>
+    <w:p>
+      <w:pPr>
+        <w:spacing w:after="50" w:before="0" w:line="276"/>
+        <w:ind w:left="200"/>
+      </w:pPr>
+      <w:r>
+        <w:rPr>
+          <w:rFonts w:ascii="맑은 고딕" w:cs="맑은 고딕" w:eastAsia="맑은 고딕" w:hAnsi="맑은 고딕"/>
+          <w:sz w:val="19"/>
+          <w:szCs w:val="19"/>
+        </w:rPr>
+        <w:t xml:space="preserve">③ 다음 각 호의 어느 하나에 해당하는 공사는 제1항 또는 제2항에도 불구하고 분리발주하지 아니할 수 있다.   &lt;신설 2023. 1. 3 .&gt;</w:t>
+      </w:r>
+    </w:p>
+    <w:p>
+      <w:pPr>
+        <w:spacing w:after="50" w:before="0" w:line="276"/>
+        <w:ind w:left="200"/>
+      </w:pPr>
+      <w:r>
+        <w:rPr>
+          <w:rFonts w:ascii="맑은 고딕" w:cs="맑은 고딕" w:eastAsia="맑은 고딕" w:hAnsi="맑은 고딕"/>
+          <w:sz w:val="19"/>
+          <w:szCs w:val="19"/>
+        </w:rPr>
+        <w:t xml:space="preserve">1. 「재난 및 안전관리 기본법」 제3조제1호의 재난 발생에 따른 긴급복구공사</w:t>
+      </w:r>
+    </w:p>
+    <w:p>
+      <w:pPr>
+        <w:spacing w:after="50" w:before="0" w:line="276"/>
+        <w:ind w:left="200"/>
+      </w:pPr>
+      <w:r>
+        <w:rPr>
+          <w:rFonts w:ascii="맑은 고딕" w:cs="맑은 고딕" w:eastAsia="맑은 고딕" w:hAnsi="맑은 고딕"/>
+          <w:sz w:val="19"/>
+          <w:szCs w:val="19"/>
+        </w:rPr>
+        <w:t xml:space="preserve">2. 국방 및 국가안보 등과 관련하여 기밀을 유지하여야 하는 공사</w:t>
+      </w:r>
+    </w:p>
+    <w:p>
+      <w:pPr>
+        <w:spacing w:after="50" w:before="0" w:line="276"/>
+        <w:ind w:left="200"/>
+      </w:pPr>
+      <w:r>
+        <w:rPr>
+          <w:rFonts w:ascii="맑은 고딕" w:cs="맑은 고딕" w:eastAsia="맑은 고딕" w:hAnsi="맑은 고딕"/>
+          <w:sz w:val="19"/>
+          <w:szCs w:val="19"/>
+        </w:rPr>
+        <w:t xml:space="preserve">3. 공사의 성질상 또는 기술관리상 분리하여 발주하는 것이 곤란한 경우로서 대통령령으로 정하는 공사</w:t>
+      </w:r>
+    </w:p>
+    <w:p>
+      <w:pPr>
+        <w:spacing w:after="50" w:before="0" w:line="276"/>
+        <w:ind w:left="200"/>
+      </w:pPr>
+      <w:r>
+        <w:rPr>
+          <w:rFonts w:ascii="맑은 고딕" w:cs="맑은 고딕" w:eastAsia="맑은 고딕" w:hAnsi="맑은 고딕"/>
+          <w:sz w:val="19"/>
+          <w:szCs w:val="19"/>
+        </w:rPr>
+        <w:t xml:space="preserve">[전문개정 2008. 12. 26.][제목개정 2011. 7. 25.]</w:t>
       </w:r>
     </w:p>
     <w:p>

--- a/output/원하도급사_시공실적_인정비율_검토.docx
+++ b/output/원하도급사_시공실적_인정비율_검토.docx
@@ -81,7 +81,7 @@
           <w:sz w:val="20"/>
           <w:szCs w:val="20"/>
         </w:rPr>
-        <w:t xml:space="preserve">전기공사는 하도급분을 원도급사와 하도급사가 나누어 갖습니다. 노반공사는 종합공사로 발주되면 하도급분을 양쪽 모두에 100% 인정하고, 전문공사로 발주되면 원도급사에 1/2만 더합니다.</w:t>
+        <w:t xml:space="preserve">원도급사 실적은 종합공사 발주면 하도급분을 모두 더하고(노반), 전문공사 발주면 절반을 더하며, 전기공사 발주면 뺍니다. 하도급사는 어느 경우든 하도급액 그대로입니다.</w:t>
       </w:r>
     </w:p>
     <w:p>
@@ -99,7 +99,7 @@
           <w:sz w:val="20"/>
           <w:szCs w:val="20"/>
         </w:rPr>
-        <w:t xml:space="preserve">공단 PQ·종합심사낙찰제·적격심사는 모두 「입찰참가자격 사전심사기준」 [별표3] 3.마목을 공통 근거로 합니다.</w:t>
+        <w:t xml:space="preserve">공단 PQ·종합심사낙찰제·적격심사는 모두 「입찰참가자격 사전심사기준」 [별표3] 3.마목을 공통 근거로 합니다. 이 배분 방식은 건설산업기본법 시행규칙 제23조⑩, 전기공사업법 시행규칙 [별표2]의 시공능력평가 실적 산정 방식과 같습니다.</w:t>
       </w:r>
     </w:p>
     <w:p>
@@ -117,19 +117,6 @@
           <w:szCs w:val="23"/>
         </w:rPr>
         <w:t xml:space="preserve">2. 발주 유형별 실적 배분 기준</w:t>
-      </w:r>
-    </w:p>
-    <w:p>
-      <w:pPr>
-        <w:spacing w:after="40" w:before="0" w:line="276"/>
-      </w:pPr>
-      <w:r>
-        <w:rPr>
-          <w:rFonts w:ascii="맑은 고딕" w:cs="맑은 고딕" w:eastAsia="맑은 고딕" w:hAnsi="맑은 고딕"/>
-          <w:sz w:val="20"/>
-          <w:szCs w:val="20"/>
-        </w:rPr>
-        <w:t xml:space="preserve">원도급사 실적은 종합공사 발주면 하도급분을 모두 더하고, 전문공사 발주면 절반을 더하며, 전기공사 발주면 뺍니다. 하도급사는 어느 경우든 하도급액 그대로입니다.</w:t>
       </w:r>
     </w:p>
     <w:p>
@@ -159,9 +146,9 @@
         </w:tblBorders>
       </w:tblPr>
       <w:tblGrid>
-        <w:gridCol w:w="1900"/>
-        <w:gridCol w:w="4069"/>
-        <w:gridCol w:w="3669"/>
+        <w:gridCol w:w="1700"/>
+        <w:gridCol w:w="4369"/>
+        <w:gridCol w:w="3569"/>
       </w:tblGrid>
       <w:tr>
         <w:trPr>
@@ -169,7 +156,7 @@
         </w:trPr>
         <w:tc>
           <w:tcPr>
-            <w:tcW w:type="dxa" w:w="1900"/>
+            <w:tcW w:type="dxa" w:w="1700"/>
             <w:tcBorders>
               <w:top w:val="single" w:color="808080" w:sz="4"/>
               <w:left w:val="single" w:color="808080" w:sz="4"/>
@@ -204,7 +191,7 @@
         </w:tc>
         <w:tc>
           <w:tcPr>
-            <w:tcW w:type="dxa" w:w="4069"/>
+            <w:tcW w:type="dxa" w:w="4369"/>
             <w:tcBorders>
               <w:top w:val="single" w:color="808080" w:sz="4"/>
               <w:left w:val="single" w:color="808080" w:sz="4"/>
@@ -239,7 +226,7 @@
         </w:tc>
         <w:tc>
           <w:tcPr>
-            <w:tcW w:type="dxa" w:w="3669"/>
+            <w:tcW w:type="dxa" w:w="3569"/>
             <w:tcBorders>
               <w:top w:val="single" w:color="808080" w:sz="4"/>
               <w:left w:val="single" w:color="808080" w:sz="4"/>
@@ -279,7 +266,7 @@
         </w:trPr>
         <w:tc>
           <w:tcPr>
-            <w:tcW w:type="dxa" w:w="1900"/>
+            <w:tcW w:type="dxa" w:w="1700"/>
             <w:tcBorders>
               <w:top w:val="single" w:color="808080" w:sz="4"/>
               <w:left w:val="single" w:color="808080" w:sz="4"/>
@@ -329,7 +316,7 @@
         </w:tc>
         <w:tc>
           <w:tcPr>
-            <w:tcW w:type="dxa" w:w="4069"/>
+            <w:tcW w:type="dxa" w:w="4369"/>
             <w:tcBorders>
               <w:top w:val="single" w:color="808080" w:sz="4"/>
               <w:left w:val="single" w:color="808080" w:sz="4"/>
@@ -373,39 +360,55 @@
                 <w:sz w:val="17"/>
                 <w:szCs w:val="17"/>
               </w:rPr>
-              <w:t xml:space="preserve">  [별표3] 3.마.(1)·(6)</w:t>
-            </w:r>
-          </w:p>
-          <w:p>
-            <w:pPr>
-              <w:spacing w:after="0" w:before="0" w:line="240"/>
-              <w:jc w:val="left"/>
-            </w:pPr>
-            <w:r>
-              <w:rPr>
-                <w:rFonts w:ascii="맑은 고딕" w:cs="맑은 고딕" w:eastAsia="맑은 고딕" w:hAnsi="맑은 고딕"/>
-                <w:b w:val="false"/>
-                <w:bCs w:val="false"/>
-                <w:sz w:val="17"/>
-                <w:szCs w:val="17"/>
-              </w:rPr>
-              <w:t xml:space="preserve">2020.12.31 이전 발주, 종합→종합 하도급: 60 / 40</w:t>
-            </w:r>
-          </w:p>
-          <w:p>
-            <w:pPr>
-              <w:spacing w:after="0" w:before="0" w:line="240"/>
-              <w:jc w:val="left"/>
-            </w:pPr>
-            <w:r>
-              <w:rPr>
-                <w:rFonts w:ascii="맑은 고딕" w:cs="맑은 고딕" w:eastAsia="맑은 고딕" w:hAnsi="맑은 고딕"/>
-                <w:b w:val="false"/>
-                <w:bCs w:val="false"/>
-                <w:sz w:val="17"/>
-                <w:szCs w:val="17"/>
-              </w:rPr>
-              <w:t xml:space="preserve">  (1) 단서</w:t>
+              <w:t xml:space="preserve">  공단 [별표3] 3.마.(1)·(6)</w:t>
+            </w:r>
+          </w:p>
+          <w:p>
+            <w:pPr>
+              <w:spacing w:after="0" w:before="0" w:line="240"/>
+              <w:jc w:val="left"/>
+            </w:pPr>
+            <w:r>
+              <w:rPr>
+                <w:rFonts w:ascii="맑은 고딕" w:cs="맑은 고딕" w:eastAsia="맑은 고딕" w:hAnsi="맑은 고딕"/>
+                <w:b w:val="false"/>
+                <w:bCs w:val="false"/>
+                <w:sz w:val="17"/>
+                <w:szCs w:val="17"/>
+              </w:rPr>
+              <w:t xml:space="preserve">  건산법 시행규칙 제23조⑩1호</w:t>
+            </w:r>
+          </w:p>
+          <w:p>
+            <w:pPr>
+              <w:spacing w:after="0" w:before="0" w:line="240"/>
+              <w:jc w:val="left"/>
+            </w:pPr>
+            <w:r>
+              <w:rPr>
+                <w:rFonts w:ascii="맑은 고딕" w:cs="맑은 고딕" w:eastAsia="맑은 고딕" w:hAnsi="맑은 고딕"/>
+                <w:b w:val="false"/>
+                <w:bCs w:val="false"/>
+                <w:sz w:val="17"/>
+                <w:szCs w:val="17"/>
+              </w:rPr>
+              <w:t xml:space="preserve">2020.12.31 이전 발주, 종합→종합: 60 / 40</w:t>
+            </w:r>
+          </w:p>
+          <w:p>
+            <w:pPr>
+              <w:spacing w:after="0" w:before="0" w:line="240"/>
+              <w:jc w:val="left"/>
+            </w:pPr>
+            <w:r>
+              <w:rPr>
+                <w:rFonts w:ascii="맑은 고딕" w:cs="맑은 고딕" w:eastAsia="맑은 고딕" w:hAnsi="맑은 고딕"/>
+                <w:b w:val="false"/>
+                <w:bCs w:val="false"/>
+                <w:sz w:val="17"/>
+                <w:szCs w:val="17"/>
+              </w:rPr>
+              <w:t xml:space="preserve">  공단 (1) 단서 (공단 경과규정)</w:t>
             </w:r>
           </w:p>
           <w:p>
@@ -437,13 +440,13 @@
                 <w:sz w:val="17"/>
                 <w:szCs w:val="17"/>
               </w:rPr>
-              <w:t xml:space="preserve">  (3)</w:t>
+              <w:t xml:space="preserve">  공단 (3) · 건산법 시행규칙 제23조⑩6의4</w:t>
             </w:r>
           </w:p>
         </w:tc>
         <w:tc>
           <w:tcPr>
-            <w:tcW w:type="dxa" w:w="3669"/>
+            <w:tcW w:type="dxa" w:w="3569"/>
             <w:tcBorders>
               <w:top w:val="single" w:color="808080" w:sz="4"/>
               <w:left w:val="single" w:color="808080" w:sz="4"/>
@@ -487,23 +490,7 @@
                 <w:sz w:val="17"/>
                 <w:szCs w:val="17"/>
               </w:rPr>
-              <w:t xml:space="preserve">전기공사는 다른 업종과 분리발주 원칙</w:t>
-            </w:r>
-          </w:p>
-          <w:p>
-            <w:pPr>
-              <w:spacing w:after="0" w:before="0" w:line="240"/>
-              <w:jc w:val="left"/>
-            </w:pPr>
-            <w:r>
-              <w:rPr>
-                <w:rFonts w:ascii="맑은 고딕" w:cs="맑은 고딕" w:eastAsia="맑은 고딕" w:hAnsi="맑은 고딕"/>
-                <w:b w:val="false"/>
-                <w:bCs w:val="false"/>
-                <w:sz w:val="17"/>
-                <w:szCs w:val="17"/>
-              </w:rPr>
-              <w:t xml:space="preserve">  전기공사업법 제11조①</w:t>
+              <w:t xml:space="preserve">분리발주 원칙: 전기공사업법 제11조①</w:t>
             </w:r>
           </w:p>
           <w:p>
@@ -546,7 +533,7 @@
         </w:trPr>
         <w:tc>
           <w:tcPr>
-            <w:tcW w:type="dxa" w:w="1900"/>
+            <w:tcW w:type="dxa" w:w="1700"/>
             <w:tcBorders>
               <w:top w:val="single" w:color="808080" w:sz="4"/>
               <w:left w:val="single" w:color="808080" w:sz="4"/>
@@ -596,7 +583,7 @@
         </w:tc>
         <w:tc>
           <w:tcPr>
-            <w:tcW w:type="dxa" w:w="4069"/>
+            <w:tcW w:type="dxa" w:w="4369"/>
             <w:tcBorders>
               <w:top w:val="single" w:color="808080" w:sz="4"/>
               <w:left w:val="single" w:color="808080" w:sz="4"/>
@@ -656,13 +643,29 @@
                 <w:sz w:val="17"/>
                 <w:szCs w:val="17"/>
               </w:rPr>
-              <w:t xml:space="preserve">  [별표3] 3.마.(4)·(5)·(6)</w:t>
+              <w:t xml:space="preserve">  공단 [별표3] 3.마.(4)·(5)·(6)</w:t>
+            </w:r>
+          </w:p>
+          <w:p>
+            <w:pPr>
+              <w:spacing w:after="0" w:before="0" w:line="240"/>
+              <w:jc w:val="left"/>
+            </w:pPr>
+            <w:r>
+              <w:rPr>
+                <w:rFonts w:ascii="맑은 고딕" w:cs="맑은 고딕" w:eastAsia="맑은 고딕" w:hAnsi="맑은 고딕"/>
+                <w:b w:val="false"/>
+                <w:bCs w:val="false"/>
+                <w:sz w:val="17"/>
+                <w:szCs w:val="17"/>
+              </w:rPr>
+              <w:t xml:space="preserve">  건산법 시행규칙 제23조⑩6의2</w:t>
             </w:r>
           </w:p>
         </w:tc>
         <w:tc>
           <w:tcPr>
-            <w:tcW w:type="dxa" w:w="3669"/>
+            <w:tcW w:type="dxa" w:w="3569"/>
             <w:tcBorders>
               <w:top w:val="single" w:color="808080" w:sz="4"/>
               <w:left w:val="single" w:color="808080" w:sz="4"/>
@@ -733,7 +736,7 @@
         </w:trPr>
         <w:tc>
           <w:tcPr>
-            <w:tcW w:type="dxa" w:w="1900"/>
+            <w:tcW w:type="dxa" w:w="1700"/>
             <w:tcBorders>
               <w:top w:val="single" w:color="808080" w:sz="4"/>
               <w:left w:val="single" w:color="808080" w:sz="4"/>
@@ -783,7 +786,7 @@
         </w:tc>
         <w:tc>
           <w:tcPr>
-            <w:tcW w:type="dxa" w:w="4069"/>
+            <w:tcW w:type="dxa" w:w="4369"/>
             <w:tcBorders>
               <w:top w:val="single" w:color="808080" w:sz="4"/>
               <w:left w:val="single" w:color="808080" w:sz="4"/>
@@ -817,7 +820,7 @@
         </w:tc>
         <w:tc>
           <w:tcPr>
-            <w:tcW w:type="dxa" w:w="3669"/>
+            <w:tcW w:type="dxa" w:w="3569"/>
             <w:tcBorders>
               <w:top w:val="single" w:color="808080" w:sz="4"/>
               <w:left w:val="single" w:color="808080" w:sz="4"/>
@@ -877,7 +880,7 @@
                 <w:sz w:val="17"/>
                 <w:szCs w:val="17"/>
               </w:rPr>
-              <w:t xml:space="preserve">  [별표3] 3.마.(8)</w:t>
+              <w:t xml:space="preserve">  공단 [별표3] 3.마.(8)</w:t>
             </w:r>
           </w:p>
           <w:p>
@@ -894,6 +897,22 @@
                 <w:szCs w:val="17"/>
               </w:rPr>
               <w:t xml:space="preserve">  전기분야 하도급지침 제24조①</w:t>
+            </w:r>
+          </w:p>
+          <w:p>
+            <w:pPr>
+              <w:spacing w:after="0" w:before="0" w:line="240"/>
+              <w:jc w:val="left"/>
+            </w:pPr>
+            <w:r>
+              <w:rPr>
+                <w:rFonts w:ascii="맑은 고딕" w:cs="맑은 고딕" w:eastAsia="맑은 고딕" w:hAnsi="맑은 고딕"/>
+                <w:b w:val="false"/>
+                <w:bCs w:val="false"/>
+                <w:sz w:val="17"/>
+                <w:szCs w:val="17"/>
+              </w:rPr>
+              <w:t xml:space="preserve">  전기공사업법 시행규칙 [별표2] 가.1)</w:t>
             </w:r>
           </w:p>
         </w:tc>
@@ -909,7 +928,7 @@
           <w:sz w:val="17"/>
           <w:szCs w:val="17"/>
         </w:rPr>
-        <w:t xml:space="preserve">※ 공동도급은 원도급 금액에 지분율을 먼저 곱합니다(전기분야 지침 제24조①1가). 재하도급분은 하수급자 실적에 1/2을 가산합니다(3.마.(7)).</w:t>
+        <w:t xml:space="preserve">※ 공동도급은 원도급 금액에 지분율을 먼저 곱합니다(전기분야 지침 제24조①1가). 재하도급분은 하수급자 실적에 1/2을 가산합니다(공단 3.마.(7), 건산법 시행규칙 제23조⑩6의3).</w:t>
       </w:r>
     </w:p>
     <w:p>
@@ -1522,7 +1541,7 @@
           <w:sz w:val="20"/>
           <w:szCs w:val="20"/>
         </w:rPr>
-        <w:t xml:space="preserve">하도급 실적은 발주기관 증명에 원도급자 증명을 더해야 합니다(PQ [별표3] 1.라).</w:t>
+        <w:t xml:space="preserve">2021.5.27. 개정 전에도 종합→전문 하도급은 원도급자·하수급자 각각의 실적으로 인정했습니다(구 [별표3] 마.⑶). 2020.12.31. 단서는 상호시장 진출 시행(공공 2021.1.1.) 전 발주분의 경과규정입니다.</w:t>
       </w:r>
     </w:p>
     <w:p>
@@ -1540,7 +1559,7 @@
           <w:sz w:val="20"/>
           <w:szCs w:val="20"/>
         </w:rPr>
-        <w:t xml:space="preserve">실적금액에는 지급자재대가를 포함하되, 전기·통신·신호·궤도 공사는 제외합니다(적격심사 [붙임1] 3)).</w:t>
+        <w:t xml:space="preserve">법령 기준은 시공능력평가(최근 5년 실적)에, 공단 [별표3]은 동일·유사공사 실적에 쓰이며 배분 방식은 같습니다. 하도급 실적은 원도급자 증명이 추가로 필요합니다(PQ [별표3] 1.라).</w:t>
       </w:r>
     </w:p>
     <w:p>
@@ -1558,30 +1577,26 @@
           <w:sz w:val="20"/>
           <w:szCs w:val="20"/>
         </w:rPr>
-        <w:t xml:space="preserve">국토부 고시 「종합·전문업종간 상호시장 진출을 위한 건설공사실적 인정기준」과 전기공사협회 실적 산정 규정 원문은 별도 확인이 필요합니다.</w:t>
-      </w:r>
-    </w:p>
-    <w:p>
-      <w:pPr>
-        <w:spacing w:after="80" w:before="160" w:line="276"/>
-      </w:pPr>
-      <w:r>
-        <w:rPr>
-          <w:rFonts w:ascii="맑은 고딕" w:cs="맑은 고딕" w:eastAsia="맑은 고딕" w:hAnsi="맑은 고딕"/>
-          <w:sz w:val="18"/>
-          <w:szCs w:val="18"/>
-        </w:rPr>
-        <w:t xml:space="preserve">붙임  1. 입찰참가자격 사전심사기준 발췌   2. 종합심사낙찰제 세부심사기준 발췌   3. 공사낙찰적격세부심사기준 발췌   4. 전기분야 하도급계약 관리지침 발췌   5. 전기공사업법 및 시행령 발췌.  끝.</w:t>
-      </w:r>
-    </w:p>
-    <w:p>
-      <w:r>
-        <w:br w:type="page"/>
-      </w:r>
-    </w:p>
-    <w:p>
-      <w:pPr>
-        <w:spacing w:after="20" w:before="0" w:line="276"/>
+        <w:t xml:space="preserve">전기공사업법 시행규칙 [별표2](2012.9.14. 개정본)와 국토부 상호시장 진출 실적 인정기준 고시는 현행본 대조가 필요합니다.</w:t>
+      </w:r>
+    </w:p>
+    <w:p>
+      <w:pPr>
+        <w:spacing w:after="80" w:before="80" w:line="276"/>
+      </w:pPr>
+      <w:r>
+        <w:rPr>
+          <w:rFonts w:ascii="맑은 고딕" w:cs="맑은 고딕" w:eastAsia="맑은 고딕" w:hAnsi="맑은 고딕"/>
+          <w:sz w:val="17"/>
+          <w:szCs w:val="17"/>
+        </w:rPr>
+        <w:t xml:space="preserve">붙임  1~4·8. 공단 기준  5~7. 관계 법령 (각 발췌).  끝.</w:t>
+      </w:r>
+    </w:p>
+    <w:p>
+      <w:pPr>
+        <w:pageBreakBefore/>
+        <w:spacing w:after="20"/>
       </w:pPr>
       <w:r>
         <w:rPr>
@@ -1930,13 +1945,9 @@
       </w:r>
     </w:p>
     <w:p>
-      <w:r>
-        <w:br w:type="page"/>
-      </w:r>
-    </w:p>
-    <w:p>
-      <w:pPr>
-        <w:spacing w:after="20" w:before="0" w:line="276"/>
+      <w:pPr>
+        <w:pageBreakBefore/>
+        <w:spacing w:after="20"/>
       </w:pPr>
       <w:r>
         <w:rPr>
@@ -2157,13 +2168,9 @@
       </w:r>
     </w:p>
     <w:p>
-      <w:r>
-        <w:br w:type="page"/>
-      </w:r>
-    </w:p>
-    <w:p>
-      <w:pPr>
-        <w:spacing w:after="20" w:before="0" w:line="276"/>
+      <w:pPr>
+        <w:pageBreakBefore/>
+        <w:spacing w:after="20"/>
       </w:pPr>
       <w:r>
         <w:rPr>
@@ -2398,13 +2405,9 @@
       </w:r>
     </w:p>
     <w:p>
-      <w:r>
-        <w:br w:type="page"/>
-      </w:r>
-    </w:p>
-    <w:p>
-      <w:pPr>
-        <w:spacing w:after="20" w:before="0" w:line="276"/>
+      <w:pPr>
+        <w:pageBreakBefore/>
+        <w:spacing w:after="20"/>
       </w:pPr>
       <w:r>
         <w:rPr>
@@ -2723,13 +2726,9 @@
       </w:r>
     </w:p>
     <w:p>
-      <w:r>
-        <w:br w:type="page"/>
-      </w:r>
-    </w:p>
-    <w:p>
-      <w:pPr>
-        <w:spacing w:after="20" w:before="0" w:line="276"/>
+      <w:pPr>
+        <w:pageBreakBefore/>
+        <w:spacing w:after="20"/>
       </w:pPr>
       <w:r>
         <w:rPr>
@@ -3093,7 +3092,42 @@
     </w:p>
     <w:p>
       <w:pPr>
-        <w:spacing w:after="80" w:before="240" w:line="276"/>
+        <w:pageBreakBefore/>
+        <w:spacing w:after="20"/>
+      </w:pPr>
+      <w:r>
+        <w:rPr>
+          <w:rFonts w:ascii="맑은 고딕" w:cs="맑은 고딕" w:eastAsia="맑은 고딕" w:hAnsi="맑은 고딕"/>
+          <w:b/>
+          <w:bCs/>
+          <w:color w:val="1F3864"/>
+          <w:sz w:val="20"/>
+          <w:szCs w:val="20"/>
+        </w:rPr>
+        <w:t xml:space="preserve">붙임 6</w:t>
+      </w:r>
+    </w:p>
+    <w:p>
+      <w:pPr>
+        <w:spacing w:after="20" w:before="0" w:line="276"/>
+      </w:pPr>
+      <w:r>
+        <w:rPr>
+          <w:rFonts w:ascii="맑은 고딕" w:cs="맑은 고딕" w:eastAsia="맑은 고딕" w:hAnsi="맑은 고딕"/>
+          <w:b/>
+          <w:bCs/>
+          <w:sz w:val="28"/>
+          <w:szCs w:val="28"/>
+        </w:rPr>
+        <w:t xml:space="preserve">건설산업기본법 시행규칙 발췌</w:t>
+      </w:r>
+    </w:p>
+    <w:p>
+      <w:pPr>
+        <w:pBdr>
+          <w:bottom w:val="single" w:color="1F3864" w:sz="12" w:space="4"/>
+        </w:pBdr>
+        <w:spacing w:after="160" w:before="0" w:line="276"/>
       </w:pPr>
       <w:r>
         <w:rPr>
@@ -3102,13 +3136,467 @@
           <w:sz w:val="17"/>
           <w:szCs w:val="17"/>
         </w:rPr>
-        <w:t xml:space="preserve">※ 공단 내규는 국가철도공단 사규시스템(law.kr.or.kr), 법령은 2026.10.19. 현행 기준 원문에서 발췌함.</w:t>
+        <w:t xml:space="preserve">건설산업기본법 시행규칙 (시행 2026.01.02, 국토교통부령 제1553호)</w:t>
+      </w:r>
+    </w:p>
+    <w:p>
+      <w:pPr>
+        <w:keepNext/>
+        <w:spacing w:after="60" w:before="120" w:line="276"/>
+      </w:pPr>
+      <w:r>
+        <w:rPr>
+          <w:rFonts w:ascii="맑은 고딕" w:cs="맑은 고딕" w:eastAsia="맑은 고딕" w:hAnsi="맑은 고딕"/>
+          <w:b/>
+          <w:bCs/>
+          <w:sz w:val="20"/>
+          <w:szCs w:val="20"/>
+        </w:rPr>
+        <w:t xml:space="preserve">■ 제23조(시공능력의 평가방법) 제10항</w:t>
+      </w:r>
+    </w:p>
+    <w:p>
+      <w:pPr>
+        <w:spacing w:after="50" w:before="0" w:line="276"/>
+        <w:ind w:left="200"/>
+      </w:pPr>
+      <w:r>
+        <w:rPr>
+          <w:rFonts w:ascii="맑은 고딕" w:cs="맑은 고딕" w:eastAsia="맑은 고딕" w:hAnsi="맑은 고딕"/>
+          <w:sz w:val="19"/>
+          <w:szCs w:val="19"/>
+        </w:rPr>
+        <w:t xml:space="preserve">⑩건설사업자가 다음 각 호의 어느 하나에 해당하는 방법으로 건설공사를 수행한 경우에는 해당 부분의 건설공사실적에 해당하는 금액(제4호의2, 제6호의2부터 제6호의4까지, 제7호 및 제8호의 경우에는 그 건설공사실적의 2분의 1에 해당하는 금액으로 한다)을 해당 건설사업자의 실적에 합산한다.   &lt;개정 2002. 9. 18., 2007. 12. 31., 2011. 11. 3., 2014. 12. 31., 2016. 6. 13., 2020. 3. 2., 2020. 10. 7 .&gt;</w:t>
+      </w:r>
+    </w:p>
+    <w:p>
+      <w:pPr>
+        <w:spacing w:after="50" w:before="0" w:line="276"/>
+        <w:ind w:left="200"/>
+      </w:pPr>
+      <w:r>
+        <w:rPr>
+          <w:rFonts w:ascii="맑은 고딕" w:cs="맑은 고딕" w:eastAsia="맑은 고딕" w:hAnsi="맑은 고딕"/>
+          <w:sz w:val="19"/>
+          <w:szCs w:val="19"/>
+        </w:rPr>
+        <w:t xml:space="preserve">1. 종합공사를 도급받은 수급인(종합공사를 시공하는 업종을 등록한 건설사업자로 한정한다)이 해당 건설공사를 시공할 수 있는 자격을 보유한 건설사업자에게 하도급한 경우</w:t>
+      </w:r>
+    </w:p>
+    <w:p>
+      <w:pPr>
+        <w:spacing w:after="50" w:before="0" w:line="276"/>
+        <w:ind w:left="200"/>
+      </w:pPr>
+      <w:r>
+        <w:rPr>
+          <w:rFonts w:ascii="맑은 고딕" w:cs="맑은 고딕" w:eastAsia="맑은 고딕" w:hAnsi="맑은 고딕"/>
+          <w:sz w:val="19"/>
+          <w:szCs w:val="19"/>
+        </w:rPr>
+        <w:t xml:space="preserve">2. 법 제16조제1항 단서 및 각 호에 따라 해당 건설공사를 시공할 수 있는 자격을 보유한 건설사업자가 해당 건설공사를 시공할 수 있는 업종으로 시공한 경우(제4호 및 제4호의2에 해당하는 경우는 제외한다)</w:t>
+      </w:r>
+    </w:p>
+    <w:p>
+      <w:pPr>
+        <w:spacing w:after="50" w:before="0" w:line="276"/>
+        <w:ind w:left="200"/>
+      </w:pPr>
+      <w:r>
+        <w:rPr>
+          <w:rFonts w:ascii="맑은 고딕" w:cs="맑은 고딕" w:eastAsia="맑은 고딕" w:hAnsi="맑은 고딕"/>
+          <w:sz w:val="19"/>
+          <w:szCs w:val="19"/>
+        </w:rPr>
+        <w:t xml:space="preserve">3. 삭제   &lt;2007. 12. 31 .&gt;</w:t>
+      </w:r>
+    </w:p>
+    <w:p>
+      <w:pPr>
+        <w:spacing w:after="50" w:before="0" w:line="276"/>
+        <w:ind w:left="200"/>
+      </w:pPr>
+      <w:r>
+        <w:rPr>
+          <w:rFonts w:ascii="맑은 고딕" w:cs="맑은 고딕" w:eastAsia="맑은 고딕" w:hAnsi="맑은 고딕"/>
+          <w:sz w:val="19"/>
+          <w:szCs w:val="19"/>
+        </w:rPr>
+        <w:t xml:space="preserve">4. 건설공사를 공동으로 도급받은 경우 법 제16조제1항제2호에 따라 종합공사를 시공하는 업종을 등록한 건설사업자가 주계약자로서 다른 전문공사를 시공할 수 있는 자격을 보유한 건설사업자가 분담하여 시공하는 공사를 계획ㆍ관리 및 조정한 경우</w:t>
+      </w:r>
+    </w:p>
+    <w:p>
+      <w:pPr>
+        <w:spacing w:after="50" w:before="0" w:line="276"/>
+        <w:ind w:left="200"/>
+      </w:pPr>
+      <w:r>
+        <w:rPr>
+          <w:rFonts w:ascii="맑은 고딕" w:cs="맑은 고딕" w:eastAsia="맑은 고딕" w:hAnsi="맑은 고딕"/>
+          <w:sz w:val="19"/>
+          <w:szCs w:val="19"/>
+        </w:rPr>
+        <w:t xml:space="preserve">4의2. 건설공사를 공동으로 도급받은 경우 법 제16조제1항제2호에 따라 전문공사를 시공하는 업종을 등록한 건설사업자가 주계약자로서 다른 전문공사를 시공할 수 있는 자격을 보유한 건설사업자가 분담하여 시공하는 공사를 계획ㆍ관리 및 조정한 경우</w:t>
+      </w:r>
+    </w:p>
+    <w:p>
+      <w:pPr>
+        <w:spacing w:after="50" w:before="0" w:line="276"/>
+        <w:ind w:left="200"/>
+      </w:pPr>
+      <w:r>
+        <w:rPr>
+          <w:rFonts w:ascii="맑은 고딕" w:cs="맑은 고딕" w:eastAsia="맑은 고딕" w:hAnsi="맑은 고딕"/>
+          <w:sz w:val="19"/>
+          <w:szCs w:val="19"/>
+        </w:rPr>
+        <w:t xml:space="preserve">5. 법 제26조제1항에 따라 해당 건설업에 속한 건설공사에 관한 건설사업관리업무를 위탁받아 수행한 경우</w:t>
+      </w:r>
+    </w:p>
+    <w:p>
+      <w:pPr>
+        <w:spacing w:after="50" w:before="0" w:line="276"/>
+        <w:ind w:left="200"/>
+      </w:pPr>
+      <w:r>
+        <w:rPr>
+          <w:rFonts w:ascii="맑은 고딕" w:cs="맑은 고딕" w:eastAsia="맑은 고딕" w:hAnsi="맑은 고딕"/>
+          <w:sz w:val="19"/>
+          <w:szCs w:val="19"/>
+        </w:rPr>
+        <w:t xml:space="preserve">6. 삭제   &lt;2011. 11. 3 .&gt;</w:t>
+      </w:r>
+    </w:p>
+    <w:p>
+      <w:pPr>
+        <w:spacing w:after="50" w:before="0" w:line="276"/>
+        <w:ind w:left="200"/>
+      </w:pPr>
+      <w:r>
+        <w:rPr>
+          <w:rFonts w:ascii="맑은 고딕" w:cs="맑은 고딕" w:eastAsia="맑은 고딕" w:hAnsi="맑은 고딕"/>
+          <w:sz w:val="19"/>
+          <w:szCs w:val="19"/>
+        </w:rPr>
+        <w:t xml:space="preserve">6의2. 법 제29조제2항 단서에 따라 전문공사를 도급받은 수급인이 해당 전문공사를 시공할 수 있는 자격을 보유한 건설사업자에게 하도급한 경우</w:t>
+      </w:r>
+    </w:p>
+    <w:p>
+      <w:pPr>
+        <w:spacing w:after="50" w:before="0" w:line="276"/>
+        <w:ind w:left="200"/>
+      </w:pPr>
+      <w:r>
+        <w:rPr>
+          <w:rFonts w:ascii="맑은 고딕" w:cs="맑은 고딕" w:eastAsia="맑은 고딕" w:hAnsi="맑은 고딕"/>
+          <w:sz w:val="19"/>
+          <w:szCs w:val="19"/>
+        </w:rPr>
+        <w:t xml:space="preserve">6의3. 법 제29조제3항제1호 및 제2호에 따라 하수급인이 전문공사를 시공하는 업종을 등록한 건설사업자에게 다시 하도급한 경우</w:t>
+      </w:r>
+    </w:p>
+    <w:p>
+      <w:pPr>
+        <w:spacing w:after="50" w:before="0" w:line="276"/>
+        <w:ind w:left="200"/>
+      </w:pPr>
+      <w:r>
+        <w:rPr>
+          <w:rFonts w:ascii="맑은 고딕" w:cs="맑은 고딕" w:eastAsia="맑은 고딕" w:hAnsi="맑은 고딕"/>
+          <w:sz w:val="19"/>
+          <w:szCs w:val="19"/>
+        </w:rPr>
+        <w:t xml:space="preserve">6의4. 법 제29조제5항 단서에 따라 전문공사를 시공하는 업종을 등록한 건설사업자가 종합공사를 도급받아 해당 건설공사를 시공할 수 있는 자격을 보유한 건설사업자에게 하도급한 경우</w:t>
+      </w:r>
+    </w:p>
+    <w:p>
+      <w:pPr>
+        <w:spacing w:after="50" w:before="0" w:line="276"/>
+        <w:ind w:left="200"/>
+      </w:pPr>
+      <w:r>
+        <w:rPr>
+          <w:rFonts w:ascii="맑은 고딕" w:cs="맑은 고딕" w:eastAsia="맑은 고딕" w:hAnsi="맑은 고딕"/>
+          <w:sz w:val="19"/>
+          <w:szCs w:val="19"/>
+        </w:rPr>
+        <w:t xml:space="preserve">7. 건설공사를 공동으로 도급받은 경우의 종합공사를 시공할 수 있는 자격을 보유한 건설사업자가 주계약자로서 다른 종합공사를 시공할 수 있는 자격을 보유한 건설사업자가 분담하여 시공하는 공사를 계획ㆍ관리 및 조정한 경우</w:t>
+      </w:r>
+    </w:p>
+    <w:p>
+      <w:pPr>
+        <w:spacing w:after="50" w:before="0" w:line="276"/>
+        <w:ind w:left="200"/>
+      </w:pPr>
+      <w:r>
+        <w:rPr>
+          <w:rFonts w:ascii="맑은 고딕" w:cs="맑은 고딕" w:eastAsia="맑은 고딕" w:hAnsi="맑은 고딕"/>
+          <w:sz w:val="19"/>
+          <w:szCs w:val="19"/>
+        </w:rPr>
+        <w:t xml:space="preserve">8. 국가, 지방자치단체 및 영 제26조의3에 따른 공공기관이 발주한 공사로서 수급인이 해당 발주자가 구입한 자재를 공급받아 설치한 경우</w:t>
+      </w:r>
+    </w:p>
+    <w:p>
+      <w:pPr>
+        <w:pageBreakBefore/>
+        <w:spacing w:after="20"/>
+      </w:pPr>
+      <w:r>
+        <w:rPr>
+          <w:rFonts w:ascii="맑은 고딕" w:cs="맑은 고딕" w:eastAsia="맑은 고딕" w:hAnsi="맑은 고딕"/>
+          <w:b/>
+          <w:bCs/>
+          <w:color w:val="1F3864"/>
+          <w:sz w:val="20"/>
+          <w:szCs w:val="20"/>
+        </w:rPr>
+        <w:t xml:space="preserve">붙임 7</w:t>
+      </w:r>
+    </w:p>
+    <w:p>
+      <w:pPr>
+        <w:spacing w:after="20" w:before="0" w:line="276"/>
+      </w:pPr>
+      <w:r>
+        <w:rPr>
+          <w:rFonts w:ascii="맑은 고딕" w:cs="맑은 고딕" w:eastAsia="맑은 고딕" w:hAnsi="맑은 고딕"/>
+          <w:b/>
+          <w:bCs/>
+          <w:sz w:val="28"/>
+          <w:szCs w:val="28"/>
+        </w:rPr>
+        <w:t xml:space="preserve">전기공사업법 시행규칙 [별표 2] 발췌</w:t>
+      </w:r>
+    </w:p>
+    <w:p>
+      <w:pPr>
+        <w:pBdr>
+          <w:bottom w:val="single" w:color="1F3864" w:sz="12" w:space="4"/>
+        </w:pBdr>
+        <w:spacing w:after="160" w:before="0" w:line="276"/>
+      </w:pPr>
+      <w:r>
+        <w:rPr>
+          <w:rFonts w:ascii="맑은 고딕" w:cs="맑은 고딕" w:eastAsia="맑은 고딕" w:hAnsi="맑은 고딕"/>
+          <w:color w:val="595959"/>
+          <w:sz w:val="17"/>
+          <w:szCs w:val="17"/>
+        </w:rPr>
+        <w:t xml:space="preserve">전기공사업법 시행규칙 [별표 2] 시공능력의 평가방법 (2012.9.14. 개정본, 국가법령정보센터 게시 파일 기준 — 현행본 대조 필요)</w:t>
+      </w:r>
+    </w:p>
+    <w:p>
+      <w:pPr>
+        <w:keepNext/>
+        <w:spacing w:after="60" w:before="120" w:line="276"/>
+      </w:pPr>
+      <w:r>
+        <w:rPr>
+          <w:rFonts w:ascii="맑은 고딕" w:cs="맑은 고딕" w:eastAsia="맑은 고딕" w:hAnsi="맑은 고딕"/>
+          <w:b/>
+          <w:bCs/>
+          <w:sz w:val="20"/>
+          <w:szCs w:val="20"/>
+        </w:rPr>
+        <w:t xml:space="preserve">■ [별표 2] 시공능력의 평가방법 — 가. 공사실적평가액</w:t>
+      </w:r>
+    </w:p>
+    <w:p>
+      <w:pPr>
+        <w:spacing w:after="50" w:before="0" w:line="276"/>
+        <w:ind w:left="200"/>
+      </w:pPr>
+      <w:r>
+        <w:rPr>
+          <w:rFonts w:ascii="맑은 고딕" w:cs="맑은 고딕" w:eastAsia="맑은 고딕" w:hAnsi="맑은 고딕"/>
+          <w:sz w:val="19"/>
+          <w:szCs w:val="19"/>
+        </w:rPr>
+        <w:t xml:space="preserve">시공능력평가액=공사실적평가액+경영평가액+기술능력평가액±신인도평가액</w:t>
+      </w:r>
+    </w:p>
+    <w:p>
+      <w:pPr>
+        <w:spacing w:after="50" w:before="0" w:line="276"/>
+        <w:ind w:left="200"/>
+      </w:pPr>
+      <w:r>
+        <w:rPr>
+          <w:rFonts w:ascii="맑은 고딕" w:cs="맑은 고딕" w:eastAsia="맑은 고딕" w:hAnsi="맑은 고딕"/>
+          <w:sz w:val="19"/>
+          <w:szCs w:val="19"/>
+        </w:rPr>
+        <w:t xml:space="preserve">가. 공사실적평가액은 다음 계산식에 따라 산정한다.</w:t>
+      </w:r>
+    </w:p>
+    <w:p>
+      <w:pPr>
+        <w:spacing w:after="50" w:before="0" w:line="276"/>
+        <w:ind w:left="200"/>
+      </w:pPr>
+      <w:r>
+        <w:rPr>
+          <w:rFonts w:ascii="맑은 고딕" w:cs="맑은 고딕" w:eastAsia="맑은 고딕" w:hAnsi="맑은 고딕"/>
+          <w:sz w:val="19"/>
+          <w:szCs w:val="19"/>
+        </w:rPr>
+        <w:t xml:space="preserve">공사실적평가액=연평균공사실적액</w:t>
+      </w:r>
+    </w:p>
+    <w:p>
+      <w:pPr>
+        <w:spacing w:after="50" w:before="0" w:line="276"/>
+        <w:ind w:left="200"/>
+      </w:pPr>
+      <w:r>
+        <w:rPr>
+          <w:rFonts w:ascii="맑은 고딕" w:cs="맑은 고딕" w:eastAsia="맑은 고딕" w:hAnsi="맑은 고딕"/>
+          <w:sz w:val="19"/>
+          <w:szCs w:val="19"/>
+        </w:rPr>
+        <w:t xml:space="preserve">1) 공사실적액은 해당 공사업자의 수급액에서 하도급분을 제외하고 하수급분을 포함하며, 두 곳 이상의 공사업자가 1건의 공사를 공동으로 도급받은 경우에는 각 공사업자가 시공한 부분의 공사실적을 각각의 공사업자의 공사실적액으로 한다.</w:t>
+      </w:r>
+    </w:p>
+    <w:p>
+      <w:pPr>
+        <w:pageBreakBefore/>
+        <w:spacing w:after="20"/>
+      </w:pPr>
+      <w:r>
+        <w:rPr>
+          <w:rFonts w:ascii="맑은 고딕" w:cs="맑은 고딕" w:eastAsia="맑은 고딕" w:hAnsi="맑은 고딕"/>
+          <w:b/>
+          <w:bCs/>
+          <w:color w:val="1F3864"/>
+          <w:sz w:val="20"/>
+          <w:szCs w:val="20"/>
+        </w:rPr>
+        <w:t xml:space="preserve">붙임 8</w:t>
+      </w:r>
+    </w:p>
+    <w:p>
+      <w:pPr>
+        <w:spacing w:after="20" w:before="0" w:line="276"/>
+      </w:pPr>
+      <w:r>
+        <w:rPr>
+          <w:rFonts w:ascii="맑은 고딕" w:cs="맑은 고딕" w:eastAsia="맑은 고딕" w:hAnsi="맑은 고딕"/>
+          <w:b/>
+          <w:bCs/>
+          <w:sz w:val="28"/>
+          <w:szCs w:val="28"/>
+        </w:rPr>
+        <w:t xml:space="preserve">(구) 입찰참가자격사전심사기준 [별표3] 발췌</w:t>
+      </w:r>
+    </w:p>
+    <w:p>
+      <w:pPr>
+        <w:pBdr>
+          <w:bottom w:val="single" w:color="1F3864" w:sz="12" w:space="4"/>
+        </w:pBdr>
+        <w:spacing w:after="160" w:before="0" w:line="276"/>
+      </w:pPr>
+      <w:r>
+        <w:rPr>
+          <w:rFonts w:ascii="맑은 고딕" w:cs="맑은 고딕" w:eastAsia="맑은 고딕" w:hAnsi="맑은 고딕"/>
+          <w:color w:val="595959"/>
+          <w:sz w:val="17"/>
+          <w:szCs w:val="17"/>
+        </w:rPr>
+        <w:t xml:space="preserve">국가철도공단 입찰참가자격사전심사기준 2021.03.25. 개정본 (2021.05.27. 개정 전) — 철도산업정보센터 게시본</w:t>
+      </w:r>
+    </w:p>
+    <w:p>
+      <w:pPr>
+        <w:keepNext/>
+        <w:spacing w:after="60" w:before="120" w:line="276"/>
+      </w:pPr>
+      <w:r>
+        <w:rPr>
+          <w:rFonts w:ascii="맑은 고딕" w:cs="맑은 고딕" w:eastAsia="맑은 고딕" w:hAnsi="맑은 고딕"/>
+          <w:b/>
+          <w:bCs/>
+          <w:sz w:val="20"/>
+          <w:szCs w:val="20"/>
+        </w:rPr>
+        <w:t xml:space="preserve">■ [별표3] 마. 공사의 일부분을 하도급한 경우의 실적인정 (개정 전)</w:t>
+      </w:r>
+    </w:p>
+    <w:p>
+      <w:pPr>
+        <w:spacing w:after="50" w:before="0" w:line="276"/>
+        <w:ind w:left="200"/>
+      </w:pPr>
+      <w:r>
+        <w:rPr>
+          <w:rFonts w:ascii="맑은 고딕" w:cs="맑은 고딕" w:eastAsia="맑은 고딕" w:hAnsi="맑은 고딕"/>
+          <w:sz w:val="19"/>
+          <w:szCs w:val="19"/>
+        </w:rPr>
+        <w:t xml:space="preserve">마. 공사의 일부분을 하도급한 경우의 실적인정</w:t>
+      </w:r>
+    </w:p>
+    <w:p>
+      <w:pPr>
+        <w:spacing w:after="50" w:before="0" w:line="276"/>
+        <w:ind w:left="200"/>
+      </w:pPr>
+      <w:r>
+        <w:rPr>
+          <w:rFonts w:ascii="맑은 고딕" w:cs="맑은 고딕" w:eastAsia="맑은 고딕" w:hAnsi="맑은 고딕"/>
+          <w:sz w:val="19"/>
+          <w:szCs w:val="19"/>
+        </w:rPr>
+        <w:t xml:space="preserve">⑴종합건설업자(전기ㆍ통신ㆍ소방ㆍ문화재공사업자 등을 포함하며 이하 같다.)가 종합건설업자에게 하도급한 경우 하도급을 준 원도급자의 실적인정은 하도급을 제외한 부분만 실적으로 인정하며, 하수급자인 종합건설업자 실적은 하수급하여 시공한 부분에 대하여만 실적으로 인정한다.</w:t>
+      </w:r>
+    </w:p>
+    <w:p>
+      <w:pPr>
+        <w:spacing w:after="50" w:before="0" w:line="276"/>
+        <w:ind w:left="200"/>
+      </w:pPr>
+      <w:r>
+        <w:rPr>
+          <w:rFonts w:ascii="맑은 고딕" w:cs="맑은 고딕" w:eastAsia="맑은 고딕" w:hAnsi="맑은 고딕"/>
+          <w:sz w:val="19"/>
+          <w:szCs w:val="19"/>
+        </w:rPr>
+        <w:t xml:space="preserve">⑵실적대상구조물인 교량의 일부분에 해당하는 철강재설치공사업에 해당하는 공사를 `97년 7월 10일 이전에 철강재설치공사업자에게 하도급한 경우 원도급자의 실적은 하도급 부분을 제외한 공사금액을 해당 교량공사의 실적으로 인정하며, 동 교량실적에 대한 규모(량)는 하도급부분을 제외한 공사금액이 해당 공사에서 차지하는 비율을 해당 규모(량)에 곱하여 산출한다.</w:t>
+      </w:r>
+    </w:p>
+    <w:p>
+      <w:pPr>
+        <w:spacing w:after="50" w:before="0" w:line="276"/>
+        <w:ind w:left="200"/>
+      </w:pPr>
+      <w:r>
+        <w:rPr>
+          <w:rFonts w:ascii="맑은 고딕" w:cs="맑은 고딕" w:eastAsia="맑은 고딕" w:hAnsi="맑은 고딕"/>
+          <w:sz w:val="19"/>
+          <w:szCs w:val="19"/>
+        </w:rPr>
+        <w:t xml:space="preserve">⑶종합건설업자가 전문건설업자에게 하도급한 경우에는 원도급자와 하수급자(전문건설업자) 각각의 실적으로 인정한다. 다만, 전기ㆍ통신ㆍ소방ㆍ문화재공사의 경우에는 적용하지 아니한다.</w:t>
+      </w:r>
+    </w:p>
+    <w:p>
+      <w:pPr>
+        <w:spacing w:after="80" w:before="240" w:line="276"/>
+      </w:pPr>
+      <w:r>
+        <w:rPr>
+          <w:rFonts w:ascii="맑은 고딕" w:cs="맑은 고딕" w:eastAsia="맑은 고딕" w:hAnsi="맑은 고딕"/>
+          <w:color w:val="595959"/>
+          <w:sz w:val="17"/>
+          <w:szCs w:val="17"/>
+        </w:rPr>
+        <w:t xml:space="preserve">※ 공단 내규는 국가철도공단 사규시스템(law.kr.or.kr)·철도산업정보센터, 법령은 2026.10.19. 현행 원문에서 발췌함. 다만 붙임 7은 2012.9.14. 개정 별표, 붙임 8은 2021.03.25. 개정 전 기준임.</w:t>
       </w:r>
     </w:p>
     <w:sectPr>
       <w:footerReference w:type="default" r:id="rId7"/>
       <w:pgSz w:w="11906" w:h="16838" w:orient="portrait"/>
-      <w:pgMar w:top="1134" w:right="1134" w:bottom="1134" w:left="1134" w:header="708" w:footer="708" w:gutter="0"/>
+      <w:pgMar w:top="964" w:right="1134" w:bottom="907" w:left="1134" w:header="708" w:footer="708" w:gutter="0"/>
       <w:pgNumType/>
       <w:docGrid w:linePitch="360"/>
     </w:sectPr>

--- a/output/원하도급사_시공실적_인정비율_검토.docx
+++ b/output/원하도급사_시공실적_인정비율_검토.docx
@@ -408,7 +408,7 @@
                 <w:sz w:val="17"/>
                 <w:szCs w:val="17"/>
               </w:rPr>
-              <w:t xml:space="preserve">  공단 (1) 단서 (공단 경과규정)</w:t>
+              <w:t xml:space="preserve">  공단 (1) 단서 · 건산법 시행규칙 부칙</w:t>
             </w:r>
           </w:p>
           <w:p>
@@ -1541,7 +1541,7 @@
           <w:sz w:val="20"/>
           <w:szCs w:val="20"/>
         </w:rPr>
-        <w:t xml:space="preserve">2021.5.27. 개정 전에도 종합→전문 하도급은 원도급자·하수급자 각각의 실적으로 인정했습니다(구 [별표3] 마.⑶). 2020.12.31. 단서는 상호시장 진출 시행(공공 2021.1.1.) 전 발주분의 경과규정입니다.</w:t>
+        <w:t xml:space="preserve">2021.5.27. 개정 전에도 종합→전문 하도급은 원도급자·하수급자 각각의 실적으로 인정했습니다(구 [별표3] 마.⑶). 2020.12.31. 단서는 건산법 시행규칙 부칙(2020.10.7.)의 시행일(공공 2021.1.1.)을 따른 것입니다.</w:t>
       </w:r>
     </w:p>
     <w:p>
@@ -3335,6 +3335,78 @@
           <w:szCs w:val="19"/>
         </w:rPr>
         <w:t xml:space="preserve">8. 국가, 지방자치단체 및 영 제26조의3에 따른 공공기관이 발주한 공사로서 수급인이 해당 발주자가 구입한 자재를 공급받아 설치한 경우</w:t>
+      </w:r>
+    </w:p>
+    <w:p>
+      <w:pPr>
+        <w:keepNext/>
+        <w:spacing w:after="60" w:before="120" w:line="276"/>
+      </w:pPr>
+      <w:r>
+        <w:rPr>
+          <w:rFonts w:ascii="맑은 고딕" w:cs="맑은 고딕" w:eastAsia="맑은 고딕" w:hAnsi="맑은 고딕"/>
+          <w:b/>
+          <w:bCs/>
+          <w:sz w:val="20"/>
+          <w:szCs w:val="20"/>
+        </w:rPr>
+        <w:t xml:space="preserve">■ 부칙 &lt;국토교통부령 제765호, 2020. 10. 7.&gt; 제1조(시행일) 발췌</w:t>
+      </w:r>
+    </w:p>
+    <w:p>
+      <w:pPr>
+        <w:spacing w:after="50" w:before="0" w:line="276"/>
+        <w:ind w:left="200"/>
+      </w:pPr>
+      <w:r>
+        <w:rPr>
+          <w:rFonts w:ascii="맑은 고딕" w:cs="맑은 고딕" w:eastAsia="맑은 고딕" w:hAnsi="맑은 고딕"/>
+          <w:sz w:val="19"/>
+          <w:szCs w:val="19"/>
+        </w:rPr>
+        <w:t xml:space="preserve">제1조(시행일) 이 규칙은 2020년 10월 8일부터 시행한다. 다만, 다음 각 호의 개정규정은 각 호의 구분에 따른 날부터 시행한다. &lt;개정 2025. 6. 2.&gt;</w:t>
+      </w:r>
+    </w:p>
+    <w:p>
+      <w:pPr>
+        <w:spacing w:after="50" w:before="0" w:line="276"/>
+        <w:ind w:left="200"/>
+      </w:pPr>
+      <w:r>
+        <w:rPr>
+          <w:rFonts w:ascii="맑은 고딕" w:cs="맑은 고딕" w:eastAsia="맑은 고딕" w:hAnsi="맑은 고딕"/>
+          <w:sz w:val="19"/>
+          <w:szCs w:val="19"/>
+        </w:rPr>
+        <w:t xml:space="preserve">2. 제13조의2, 제13조의3, 제13조의4, 제23조제10항, 제25조의7제1호바목, 제29조제2항의 개정규정: 다음 각 목의 구분에 따른 날</w:t>
+      </w:r>
+    </w:p>
+    <w:p>
+      <w:pPr>
+        <w:spacing w:after="50" w:before="0" w:line="276"/>
+        <w:ind w:left="200"/>
+      </w:pPr>
+      <w:r>
+        <w:rPr>
+          <w:rFonts w:ascii="맑은 고딕" w:cs="맑은 고딕" w:eastAsia="맑은 고딕" w:hAnsi="맑은 고딕"/>
+          <w:sz w:val="19"/>
+          <w:szCs w:val="19"/>
+        </w:rPr>
+        <w:t xml:space="preserve">가. 국가, 지방자치단체 또는 대통령령 제30423호 건설산업기본법 시행령 일부개정령 부칙 제2조에 따른 공공기관이 발주하는 공사: 2021년 1월 1일</w:t>
+      </w:r>
+    </w:p>
+    <w:p>
+      <w:pPr>
+        <w:spacing w:after="50" w:before="0" w:line="276"/>
+        <w:ind w:left="200"/>
+      </w:pPr>
+      <w:r>
+        <w:rPr>
+          <w:rFonts w:ascii="맑은 고딕" w:cs="맑은 고딕" w:eastAsia="맑은 고딕" w:hAnsi="맑은 고딕"/>
+          <w:sz w:val="19"/>
+          <w:szCs w:val="19"/>
+        </w:rPr>
+        <w:t xml:space="preserve">나. 가목 외의 자가 발주하는 공사: 2022년 1월 1일</w:t>
       </w:r>
     </w:p>
     <w:p>
